--- a/paper/MNE-MCP_论文_APA7.docx
+++ b/paper/MNE-MCP_论文_APA7.docx
@@ -136,7 +136,7 @@
           <w:rFonts w:ascii="Times New Roman" w:hAnsi="Times New Roman" w:cs="Times New Roman" w:eastAsia="SimSun"/>
           <w:sz w:val="24"/>
         </w:rPr>
-        <w:t xml:space="preserve">，并为每个绘图工具实现了”自动出图—AI 读图”的闭环。服务器共提供 38 个工具，按功能分为 9 大类，覆盖从数据读取、预处理、ICA、事件分段、ERP/ERF 叠加、时频分析到源定位、连接性与解码的完整流程；对于工具未封装的需求，可经由通用工具 mne_run_code 在同一会话中直接执行任意 MNE 代码。本文详细说明了系统架构、核心设计理念与关键技术实现，报告了端到端验证结果，分析了系统的局限与风险，并针对神经科学研究人员提出了最佳实践建议，旨在借助 AI 辅助显著降低神经电生理分析的技术门槛，提升其效率、可及性与流程的可复现性。</w:t>
+        <w:t xml:space="preserve">，并为每个绘图工具实现了”自动出图—AI 读图”的闭环。服务器共提供 38 个工具，按功能分为 9 大类，覆盖从数据读取、预处理、ICA、事件分段、ERP/ERF 叠加、时频分析到源定位、连接性与解码的完整流程；对于工具未封装的需求，可经由通用工具 mne_run_code 在同一会话中直接执行任意 MNE 代码。在工具层之上，系统进一步提供一套遵循”先质询—再分析—后审查”（grill–analyze–critic）流程的 Agent 技能，并设有独立的方法学审查代理（critic agent），在结果被采纳前对其统计与科学有效性作出 PASS/REVISE/BLOCK 裁定，以缓解将研究者自由度”洗白”为权威结论的自动化偏误。本文详细说明了系统架构、核心设计理念与关键技术实现，报告了端到端验证结果，分析了系统的局限与风险，并针对神经科学研究人员提出了最佳实践建议，旨在借助 AI 辅助显著降低神经电生理分析的技术门槛，提升其效率、可及性与流程的可复现性。</w:t>
       </w:r>
     </w:p>
     <w:p>
@@ -166,7 +166,7 @@
           <w:rFonts w:ascii="Times New Roman" w:hAnsi="Times New Roman" w:cs="Times New Roman" w:eastAsia="SimSun"/>
           <w:sz w:val="24"/>
         </w:rPr>
-        <w:t xml:space="preserve">模型上下文协议；MNE-Python；脑电；脑磁；大语言模型；分析自动化</w:t>
+        <w:t xml:space="preserve">模型上下文协议；MNE-Python；脑电；脑磁；大语言模型；分析自动化；方法学审查</w:t>
       </w:r>
     </w:p>
     <w:p>
@@ -377,7 +377,7 @@
           <w:rFonts w:ascii="Times New Roman" w:hAnsi="Times New Roman" w:cs="Times New Roman" w:eastAsia="SimSun"/>
           <w:sz w:val="24"/>
         </w:rPr>
-        <w:t xml:space="preserve">loop for every visualization tool. The server provides 38 tools across nine functional categories, spanning the complete pipeline from data I/O, preprocessing, ICA, event-based epoching, ERP/ERF averaging, and time-frequency analysis to source localization, connectivity, and decoding; for needs not covered by a dedicated tool, the general-purpose mne_run_code tool executes arbitrary MNE code within the same session. This article elaborates on the system architecture, core design philosophy, and key technical implementation, reports end-to-end validation results, discusses the system’s limitations and risks, and offers best-practice recommendations for neuroscience researchers, aiming to substantially lower the technical barrier of neurophysiological analysis while enhancing its efficiency, accessibility, and workflow reproducibility through AI-driven assistance.</w:t>
+        <w:t xml:space="preserve">loop for every visualization tool. The server provides 38 tools across nine functional categories, spanning the complete pipeline from data I/O, preprocessing, ICA, event-based epoching, ERP/ERF averaging, and time-frequency analysis to source localization, connectivity, and decoding; for needs not covered by a dedicated tool, the general-purpose mne_run_code tool executes arbitrary MNE code within the same session. Beyond the tool layer, the system further provides a suite of agent Skills that follow a grill–analyze–critic workflow, together with an independent methodology-critic agent that adjudicates the statistical and scientific validity of each result (PASS/REVISE/BLOCK) before it is adopted, mitigating the automation-bias risk of laundering researcher degrees of freedom into authoritative-sounding conclusions. This article elaborates on the system architecture, core design philosophy, and key technical implementation, reports end-to-end validation results, discusses the system’s limitations and risks, and offers best-practice recommendations for neuroscience researchers, aiming to substantially lower the technical barrier of neurophysiological analysis while enhancing its efficiency, accessibility, and workflow reproducibility through AI-driven assistance.</w:t>
       </w:r>
     </w:p>
     <w:p>
@@ -407,7 +407,7 @@
           <w:rFonts w:ascii="Times New Roman" w:hAnsi="Times New Roman" w:cs="Times New Roman" w:eastAsia="SimSun"/>
           <w:sz w:val="24"/>
         </w:rPr>
-        <w:t xml:space="preserve">Model Context Protocol; MNE-Python; Electroencephalography; Magnetoencephalography; Large Language Model; Automated Analysis</w:t>
+        <w:t xml:space="preserve">Model Context Protocol; MNE-Python; Electroencephalography; Magnetoencephalography; Large Language Model; Automated Analysis; Methodology Critique</w:t>
       </w:r>
     </w:p>
     <w:p>
@@ -932,67 +932,7 @@
           <w:rFonts w:ascii="Times New Roman" w:hAnsi="Times New Roman" w:cs="Times New Roman" w:eastAsia="SimSun"/>
           <w:sz w:val="24"/>
         </w:rPr>
-        <w:t xml:space="preserve">此外，系统提供通用工具 mne_run_code，用于在同一会话中直接执行任意 MNE/Python 代码，适用于超出既有工具封装范围的分析需求或探索性与高级定制场景。配套的一组 Agent 技能（Skills，一种将任务所需指令、脚本与参考资源以文件夹形式组织、并在任务执行时按需加载的机制；Anthropic, 2025）进一步提升了可靠性与方法学严谨性：mne-analyst 提供标准流程、参数约定、图像解读指引与结果归档（将图像与等效代码按序号归档至工作目录的 mne_result/，使整套分析可复现）；mne-mcp-guard 针对单位（伏特与微伏混淆）、导联前置、ICA 高通、时频窗长、空分段或过度剔除、超时等</w:t>
-      </w:r>
-      <w:r>
-        <w:rPr>
-          <w:rFonts w:ascii="Times New Roman" w:hAnsi="Times New Roman" w:cs="Times New Roman" w:eastAsia="SimSun"/>
-          <w:b/>
-          <w:bCs/>
-          <w:sz w:val="24"/>
-        </w:rPr>
-        <w:t xml:space="preserve">技术性</w:t>
-      </w:r>
-      <w:r>
-        <w:rPr>
-          <w:rFonts w:ascii="Times New Roman" w:hAnsi="Times New Roman" w:cs="Times New Roman" w:eastAsia="SimSun"/>
-          <w:sz w:val="24"/>
-        </w:rPr>
-        <w:t xml:space="preserve">陷阱提供预防与诊断。在此基础上，系统提供一套按分析大类组织的”怀疑式”技能（预处理、伪迹、ERP、频谱、时频、连接性、源定位、解码、统计与进阶方法），每个技能遵循”先质询—再分析—后审查”（grill → analyze → critic）的流程：分析前就研究设计、假设、参数依据与多重比较计划进行追问，分析后由独立的方法学审查子代理 mne-methodology-critic 对统计与科学</w:t>
-      </w:r>
-      <w:r>
-        <w:rPr>
-          <w:rFonts w:ascii="Times New Roman" w:hAnsi="Times New Roman" w:cs="Times New Roman" w:eastAsia="SimSun"/>
-          <w:b/>
-          <w:bCs/>
-          <w:sz w:val="24"/>
-        </w:rPr>
-        <w:t xml:space="preserve">有效性</w:t>
-      </w:r>
-      <w:r>
-        <w:rPr>
-          <w:rFonts w:ascii="Times New Roman" w:hAnsi="Times New Roman" w:cs="Times New Roman" w:eastAsia="SimSun"/>
-          <w:sz w:val="24"/>
-        </w:rPr>
-        <w:t xml:space="preserve">（如相对功率的成分数据问题、循环分析、1/f 混淆、小样本正态性等）作出 PASS/REVISE/BLOCK 裁定，最终由 mne-writeup 仅将通过审查的结果整理为规范的方法与结果文本。这一将”技术防错（mne-mcp-guard）</w:t>
-      </w:r>
-      <w:r>
-        <w:rPr>
-          <w:rFonts w:ascii="Times New Roman" w:hAnsi="Times New Roman" w:cs="Times New Roman" w:eastAsia="SimSun"/>
-          <w:sz w:val="24"/>
-        </w:rPr>
-        <w:t xml:space="preserve">“</w:t>
-      </w:r>
-      <w:r>
-        <w:rPr>
-          <w:rFonts w:ascii="Times New Roman" w:hAnsi="Times New Roman" w:cs="Times New Roman" w:eastAsia="SimSun"/>
-          <w:sz w:val="24"/>
-        </w:rPr>
-        <w:t xml:space="preserve">与</w:t>
-      </w:r>
-      <w:r>
-        <w:rPr>
-          <w:rFonts w:ascii="Times New Roman" w:hAnsi="Times New Roman" w:cs="Times New Roman" w:eastAsia="SimSun"/>
-          <w:sz w:val="24"/>
-        </w:rPr>
-        <w:t xml:space="preserve">”</w:t>
-      </w:r>
-      <w:r>
-        <w:rPr>
-          <w:rFonts w:ascii="Times New Roman" w:hAnsi="Times New Roman" w:cs="Times New Roman" w:eastAsia="SimSun"/>
-          <w:sz w:val="24"/>
-        </w:rPr>
-        <w:t xml:space="preserve">方法学审查（mne-methodology-critic）“相分离的设计，明确区分了执行层面的可靠性与科学层面的有效性。</w:t>
+        <w:t xml:space="preserve">此外，系统提供通用工具 mne_run_code，用于在同一会话中直接执行任意 MNE/Python 代码，适用于超出既有工具封装范围的分析需求或探索性与高级定制场景。在工具层之上，系统还配套了一套 Agent 技能与一个方法学审查代理，把”该不该这么做、做得是否正确”前置为可审计的流程，详见 2.4 节。</w:t>
       </w:r>
     </w:p>
     <w:p>
@@ -2977,7 +2917,7 @@
           <w:bCs/>
           <w:sz w:val="24"/>
         </w:rPr>
-        <w:t xml:space="preserve">2.4 错误处理与容错机制</w:t>
+        <w:t xml:space="preserve">2.4 Agent 技能体系与方法学审查代理</w:t>
       </w:r>
     </w:p>
     <w:p>
@@ -2991,9 +2931,855 @@
           <w:rFonts w:ascii="Times New Roman" w:hAnsi="Times New Roman" w:cs="Times New Roman" w:eastAsia="SimSun"/>
           <w:sz w:val="24"/>
         </w:rPr>
-        <w:t xml:space="preserve">系统实现了多层次的错误处理与容错策略。首先，在能力检测层面，工具在执行前检测所需依赖是否可用：ICA 需要 scikit-learn，源定位、连接性与解码等高级分析需要 [full] 额外依赖；当依赖缺失时，工具提前返回明确的、可诊断的提示，而非在运行中途以晦涩的异常中断。其次，为避免在大型文件或耗时算法（如 ICA、时频分解、源重建）下出现不可控的等待，所有操作均设置了可配置的超时阈值（默认 300 秒，可经环境变量 MNE_MCP_TIMEOUT 调整），从而在运行时间异常延长时主动中止并返回信息。再次，在并发治理层面，所有执行经由锁串行化，绘图统一采用无界面的 Agg 后端，从机制上避免并发调用时 matplotlib 全局状态与会话对象之间的竞争。最后，配套的 mne-mcp-guard 技能在分析前对常见陷阱（单位伏特与微伏混淆、导联未设置、ICA 未高通、时频窗长不足、分段为空或被过度剔除、超时等）进行预防与诊断，将易错环节前置为可审计的检查项。</w:t>
-      </w:r>
-    </w:p>
+        <w:t xml:space="preserve">如果说 38 个结构化工具解决的是”能做什么”，那么 Agent 技能（Skills）解决的则是”该不该这么做、做得是否正确”。技能是一种将任务所需的指令、脚本与参考资源以文件夹形式组织、并在相关任务触发时按需加载（渐进式披露）的机制(Anthropic, 2025)：模型平时只见到技能的简短描述，仅当任务匹配时才载入其完整正文与参考文件，从而在不挤占上下文的前提下注入领域专长。MNE-MCP 共提供 14 个技能，可分为三层。</w:t>
+      </w:r>
+    </w:p>
+    <w:p>
+      <w:pPr>
+        <w:pStyle w:val="BodyText"/>
+        <w:spacing w:line="360" w:lineRule="auto"/>
+        <w:jc w:val="both"/>
+      </w:pPr>
+      <w:r>
+        <w:rPr>
+          <w:rFonts w:ascii="Times New Roman" w:hAnsi="Times New Roman" w:cs="Times New Roman" w:eastAsia="SimSun"/>
+          <w:sz w:val="24"/>
+        </w:rPr>
+        <w:t xml:space="preserve">第一层是</w:t>
+      </w:r>
+      <w:r>
+        <w:rPr>
+          <w:rFonts w:ascii="Times New Roman" w:hAnsi="Times New Roman" w:cs="Times New Roman" w:eastAsia="SimSun"/>
+          <w:b/>
+          <w:bCs/>
+          <w:sz w:val="24"/>
+        </w:rPr>
+        <w:t xml:space="preserve">通用流程与技术防错</w:t>
+      </w:r>
+      <w:r>
+        <w:rPr>
+          <w:rFonts w:ascii="Times New Roman" w:hAnsi="Times New Roman" w:cs="Times New Roman" w:eastAsia="SimSun"/>
+          <w:sz w:val="24"/>
+        </w:rPr>
+        <w:t xml:space="preserve">。mne-analyst 固化标准分析流程、参数约定与图像解读指引，并将每步的图像与等效代码按序号归档至工作目录的 mne_result/，使整套分析可审计、可复算；mne-mcp-guard 则聚焦</w:t>
+      </w:r>
+      <w:r>
+        <w:rPr>
+          <w:rFonts w:ascii="Times New Roman" w:hAnsi="Times New Roman" w:cs="Times New Roman" w:eastAsia="SimSun"/>
+          <w:b/>
+          <w:bCs/>
+          <w:sz w:val="24"/>
+        </w:rPr>
+        <w:t xml:space="preserve">技术性</w:t>
+      </w:r>
+      <w:r>
+        <w:rPr>
+          <w:rFonts w:ascii="Times New Roman" w:hAnsi="Times New Roman" w:cs="Times New Roman" w:eastAsia="SimSun"/>
+          <w:sz w:val="24"/>
+        </w:rPr>
+        <w:t xml:space="preserve">陷阱的预防与诊断，如信号单位（伏特与微伏）混淆、绘制地形图前未设置导联、ICA 未在高通数据上拟合、时频小波窗长不足、分段为空或被过度剔除、以及耗时步骤超时等。这一层关注的是</w:t>
+      </w:r>
+      <w:r>
+        <w:rPr>
+          <w:rFonts w:ascii="Times New Roman" w:hAnsi="Times New Roman" w:cs="Times New Roman" w:eastAsia="SimSun"/>
+          <w:b/>
+          <w:bCs/>
+          <w:sz w:val="24"/>
+        </w:rPr>
+        <w:t xml:space="preserve">执行层面的可靠性</w:t>
+      </w:r>
+      <w:r>
+        <w:rPr>
+          <w:rFonts w:ascii="Times New Roman" w:hAnsi="Times New Roman" w:cs="Times New Roman" w:eastAsia="SimSun"/>
+          <w:sz w:val="24"/>
+        </w:rPr>
+        <w:t xml:space="preserve">——让分析”跑得通、跑得对”。</w:t>
+      </w:r>
+    </w:p>
+    <w:p>
+      <w:pPr>
+        <w:pStyle w:val="BodyText"/>
+        <w:spacing w:line="360" w:lineRule="auto"/>
+        <w:jc w:val="both"/>
+      </w:pPr>
+      <w:r>
+        <w:rPr>
+          <w:rFonts w:ascii="Times New Roman" w:hAnsi="Times New Roman" w:cs="Times New Roman" w:eastAsia="SimSun"/>
+          <w:sz w:val="24"/>
+        </w:rPr>
+        <w:t xml:space="preserve">第二层是</w:t>
+      </w:r>
+      <w:r>
+        <w:rPr>
+          <w:rFonts w:ascii="Times New Roman" w:hAnsi="Times New Roman" w:cs="Times New Roman" w:eastAsia="SimSun"/>
+          <w:b/>
+          <w:bCs/>
+          <w:sz w:val="24"/>
+        </w:rPr>
+        <w:t xml:space="preserve">按分析大类组织的”怀疑式”技能</w:t>
+      </w:r>
+      <w:r>
+        <w:rPr>
+          <w:rFonts w:ascii="Times New Roman" w:hAnsi="Times New Roman" w:cs="Times New Roman" w:eastAsia="SimSun"/>
+          <w:sz w:val="24"/>
+        </w:rPr>
+        <w:t xml:space="preserve">。系统为预处理、伪迹去除、ERP、频谱、时频、连接性、源定位、解码、统计与进阶方法各提供一个技能，共同覆盖 MNE 支持的主要分析门类（含使用相对较少的高级方法）。每个技能都遵循统一的”先质询—再分析—后审查”（grill → analyze → critic）三阶段流程：(1)</w:t>
+      </w:r>
+      <w:r>
+        <w:rPr>
+          <w:rFonts w:ascii="Times New Roman" w:hAnsi="Times New Roman" w:cs="Times New Roman" w:eastAsia="SimSun"/>
+          <w:sz w:val="24"/>
+        </w:rPr>
+        <w:t xml:space="preserve"> </w:t>
+      </w:r>
+      <w:r>
+        <w:rPr>
+          <w:rFonts w:ascii="Times New Roman" w:hAnsi="Times New Roman" w:cs="Times New Roman" w:eastAsia="SimSun"/>
+          <w:b/>
+          <w:bCs/>
+          <w:sz w:val="24"/>
+        </w:rPr>
+        <w:t xml:space="preserve">质询（grill）</w:t>
+      </w:r>
+      <w:r>
+        <w:rPr>
+          <w:rFonts w:ascii="Times New Roman" w:hAnsi="Times New Roman" w:cs="Times New Roman" w:eastAsia="SimSun"/>
+          <w:sz w:val="24"/>
+        </w:rPr>
+        <w:t xml:space="preserve">——在动手之前以怀疑论姿态就研究设计与关键决策向用户追问：实验设计与假设是否明确、样本量与独立性、参数选择的依据（滤波带、基线、剔除阈值、频段定义、时窗）、多重比较的范围与校正计划、以及拟用方法的前提条件是否满足，其目的在于把隐含的</w:t>
+      </w:r>
+      <w:r>
+        <w:rPr>
+          <w:rFonts w:ascii="Times New Roman" w:hAnsi="Times New Roman" w:cs="Times New Roman" w:eastAsia="SimSun"/>
+          <w:b/>
+          <w:bCs/>
+          <w:sz w:val="24"/>
+        </w:rPr>
+        <w:t xml:space="preserve">研究者自由度（researcher degrees of freedom）</w:t>
+      </w:r>
+      <w:r>
+        <w:rPr>
+          <w:rFonts w:ascii="Times New Roman" w:hAnsi="Times New Roman" w:cs="Times New Roman" w:eastAsia="SimSun"/>
+          <w:sz w:val="24"/>
+        </w:rPr>
+        <w:t xml:space="preserve">显式化，避免”先跑出结果再找解释”；(2)</w:t>
+      </w:r>
+      <w:r>
+        <w:rPr>
+          <w:rFonts w:ascii="Times New Roman" w:hAnsi="Times New Roman" w:cs="Times New Roman" w:eastAsia="SimSun"/>
+          <w:sz w:val="24"/>
+        </w:rPr>
+        <w:t xml:space="preserve"> </w:t>
+      </w:r>
+      <w:r>
+        <w:rPr>
+          <w:rFonts w:ascii="Times New Roman" w:hAnsi="Times New Roman" w:cs="Times New Roman" w:eastAsia="SimSun"/>
+          <w:b/>
+          <w:bCs/>
+          <w:sz w:val="24"/>
+        </w:rPr>
+        <w:t xml:space="preserve">分析（analyze）</w:t>
+      </w:r>
+      <w:r>
+        <w:rPr>
+          <w:rFonts w:ascii="Times New Roman" w:hAnsi="Times New Roman" w:cs="Times New Roman" w:eastAsia="SimSun"/>
+          <w:sz w:val="24"/>
+        </w:rPr>
+        <w:t xml:space="preserve">——在关键前提澄清后，调用相应的 MNE-MCP 工具执行分析；(3)</w:t>
+      </w:r>
+      <w:r>
+        <w:rPr>
+          <w:rFonts w:ascii="Times New Roman" w:hAnsi="Times New Roman" w:cs="Times New Roman" w:eastAsia="SimSun"/>
+          <w:sz w:val="24"/>
+        </w:rPr>
+        <w:t xml:space="preserve"> </w:t>
+      </w:r>
+      <w:r>
+        <w:rPr>
+          <w:rFonts w:ascii="Times New Roman" w:hAnsi="Times New Roman" w:cs="Times New Roman" w:eastAsia="SimSun"/>
+          <w:b/>
+          <w:bCs/>
+          <w:sz w:val="24"/>
+        </w:rPr>
+        <w:t xml:space="preserve">审查（critic）</w:t>
+      </w:r>
+      <w:r>
+        <w:rPr>
+          <w:rFonts w:ascii="Times New Roman" w:hAnsi="Times New Roman" w:cs="Times New Roman" w:eastAsia="SimSun"/>
+          <w:sz w:val="24"/>
+        </w:rPr>
+        <w:t xml:space="preserve">——分析完成后交由独立的方法学审查者对结果的统计与科学</w:t>
+      </w:r>
+      <w:r>
+        <w:rPr>
+          <w:rFonts w:ascii="Times New Roman" w:hAnsi="Times New Roman" w:cs="Times New Roman" w:eastAsia="SimSun"/>
+          <w:b/>
+          <w:bCs/>
+          <w:sz w:val="24"/>
+        </w:rPr>
+        <w:t xml:space="preserve">有效性</w:t>
+      </w:r>
+      <w:r>
+        <w:rPr>
+          <w:rFonts w:ascii="Times New Roman" w:hAnsi="Times New Roman" w:cs="Times New Roman" w:eastAsia="SimSun"/>
+          <w:sz w:val="24"/>
+        </w:rPr>
+        <w:t xml:space="preserve">把关。</w:t>
+      </w:r>
+    </w:p>
+    <w:p>
+      <w:pPr>
+        <w:pStyle w:val="BodyText"/>
+        <w:spacing w:line="360" w:lineRule="auto"/>
+        <w:jc w:val="both"/>
+      </w:pPr>
+      <w:r>
+        <w:rPr>
+          <w:rFonts w:ascii="Times New Roman" w:hAnsi="Times New Roman" w:cs="Times New Roman" w:eastAsia="SimSun"/>
+          <w:sz w:val="24"/>
+        </w:rPr>
+        <w:t xml:space="preserve">第三层即上述审查者——</w:t>
+      </w:r>
+      <w:r>
+        <w:rPr>
+          <w:rFonts w:ascii="Times New Roman" w:hAnsi="Times New Roman" w:cs="Times New Roman" w:eastAsia="SimSun"/>
+          <w:b/>
+          <w:bCs/>
+          <w:sz w:val="24"/>
+        </w:rPr>
+        <w:t xml:space="preserve">方法学审查代理（critic agent）</w:t>
+      </w:r>
+      <w:r>
+        <w:rPr>
+          <w:rFonts w:ascii="Times New Roman" w:hAnsi="Times New Roman" w:cs="Times New Roman" w:eastAsia="SimSun"/>
+          <w:sz w:val="24"/>
+        </w:rPr>
+        <w:t xml:space="preserve">。它不仅是一个技能，更被实现为一个真正的</w:t>
+      </w:r>
+      <w:r>
+        <w:rPr>
+          <w:rFonts w:ascii="Times New Roman" w:hAnsi="Times New Roman" w:cs="Times New Roman" w:eastAsia="SimSun"/>
+          <w:b/>
+          <w:bCs/>
+          <w:sz w:val="24"/>
+        </w:rPr>
+        <w:t xml:space="preserve">子代理（subagent）</w:t>
+      </w:r>
+      <w:r>
+        <w:rPr>
+          <w:rFonts w:ascii="Times New Roman" w:hAnsi="Times New Roman" w:cs="Times New Roman" w:eastAsia="SimSun"/>
+          <w:sz w:val="24"/>
+        </w:rPr>
+        <w:t xml:space="preserve">：在与主对话相隔离的上下文中运行，仅接收待审分析的方法与结果，从而以”未被前文说服”的中立视角进行审查，避免主对话已形成的叙述污染判断。审查代理依据一份方法学检查清单对常见效度陷阱作出裁定，包括但不限于：以相对功率（占总功率之比）作为依赖变量时的</w:t>
+      </w:r>
+      <w:r>
+        <w:rPr>
+          <w:rFonts w:ascii="Times New Roman" w:hAnsi="Times New Roman" w:cs="Times New Roman" w:eastAsia="SimSun"/>
+          <w:b/>
+          <w:bCs/>
+          <w:sz w:val="24"/>
+        </w:rPr>
+        <w:t xml:space="preserve">成分数据（compositional data）</w:t>
+      </w:r>
+      <w:r>
+        <w:rPr>
+          <w:rFonts w:ascii="Times New Roman" w:hAnsi="Times New Roman" w:cs="Times New Roman" w:eastAsia="SimSun"/>
+          <w:sz w:val="24"/>
+        </w:rPr>
+        <w:t xml:space="preserve">问题——各频段比例之和恒为 1、彼此非独立，普通参数检验的前提被破坏；在同一份数据上既用于定义感兴趣的区间/通道/成分、又用于统计推断的</w:t>
+      </w:r>
+      <w:r>
+        <w:rPr>
+          <w:rFonts w:ascii="Times New Roman" w:hAnsi="Times New Roman" w:cs="Times New Roman" w:eastAsia="SimSun"/>
+          <w:b/>
+          <w:bCs/>
+          <w:sz w:val="24"/>
+        </w:rPr>
+        <w:t xml:space="preserve">循环分析 / 双重浸取（double dipping）</w:t>
+      </w:r>
+      <w:r>
+        <w:rPr>
+          <w:rFonts w:ascii="Times New Roman" w:hAnsi="Times New Roman" w:cs="Times New Roman" w:eastAsia="SimSun"/>
+          <w:sz w:val="24"/>
+        </w:rPr>
+        <w:t xml:space="preserve">(Kriegeskorte et al., 2009)；将振荡功率变化与</w:t>
+      </w:r>
+      <w:r>
+        <w:rPr>
+          <w:rFonts w:ascii="Times New Roman" w:hAnsi="Times New Roman" w:cs="Times New Roman" w:eastAsia="SimSun"/>
+          <w:sz w:val="24"/>
+        </w:rPr>
+        <w:t xml:space="preserve"> </w:t>
+      </w:r>
+      <w:r>
+        <w:rPr>
+          <w:rFonts w:ascii="Times New Roman" w:hAnsi="Times New Roman" w:cs="Times New Roman" w:eastAsia="SimSun"/>
+          <w:b/>
+          <w:bCs/>
+          <w:sz w:val="24"/>
+        </w:rPr>
+        <w:t xml:space="preserve">1/f 非周期（aperiodic）</w:t>
+      </w:r>
+      <w:r>
+        <w:rPr>
+          <w:rFonts w:ascii="Times New Roman" w:hAnsi="Times New Roman" w:cs="Times New Roman" w:eastAsia="SimSun"/>
+          <w:sz w:val="24"/>
+        </w:rPr>
+        <w:t xml:space="preserve">背景的斜移相混淆、未先分离周期与非周期成分(Donoghue et al., 2020)；把来自同一被试的多个试次或分段当作独立样本的</w:t>
+      </w:r>
+      <w:r>
+        <w:rPr>
+          <w:rFonts w:ascii="Times New Roman" w:hAnsi="Times New Roman" w:cs="Times New Roman" w:eastAsia="SimSun"/>
+          <w:b/>
+          <w:bCs/>
+          <w:sz w:val="24"/>
+        </w:rPr>
+        <w:t xml:space="preserve">伪重复（pseudoreplication）</w:t>
+      </w:r>
+      <w:r>
+        <w:rPr>
+          <w:rFonts w:ascii="Times New Roman" w:hAnsi="Times New Roman" w:cs="Times New Roman" w:eastAsia="SimSun"/>
+          <w:sz w:val="24"/>
+        </w:rPr>
+        <w:t xml:space="preserve">(Lazic, 2010)；小样本下对正态性的无依据假定；以及多重比较未作校正等。审查以三档裁定结束——</w:t>
+      </w:r>
+      <w:r>
+        <w:rPr>
+          <w:rFonts w:ascii="Times New Roman" w:hAnsi="Times New Roman" w:cs="Times New Roman" w:eastAsia="SimSun"/>
+          <w:b/>
+          <w:bCs/>
+          <w:sz w:val="24"/>
+        </w:rPr>
+        <w:t xml:space="preserve">PASS（通过）/ REVISE（需修订）/ BLOCK（阻断）</w:t>
+      </w:r>
+      <w:r>
+        <w:rPr>
+          <w:rFonts w:ascii="Times New Roman" w:hAnsi="Times New Roman" w:cs="Times New Roman" w:eastAsia="SimSun"/>
+          <w:sz w:val="24"/>
+        </w:rPr>
+        <w:t xml:space="preserve">：REVISE 给出具体的修订建议，BLOCK 则标识会使结论失效的根本性缺陷。仅当结果通过审查后，写作技能 mne-writeup 才将其整理为规范的方法与结果文本，从源头上抑制把存疑分析”洗白”为权威结论的倾向。</w:t>
+      </w:r>
+    </w:p>
+    <w:p>
+      <w:pPr>
+        <w:pStyle w:val="BodyText"/>
+        <w:spacing w:line="360" w:lineRule="auto"/>
+        <w:jc w:val="both"/>
+      </w:pPr>
+      <w:r>
+        <w:rPr>
+          <w:rFonts w:ascii="Times New Roman" w:hAnsi="Times New Roman" w:cs="Times New Roman" w:eastAsia="SimSun"/>
+          <w:sz w:val="24"/>
+        </w:rPr>
+        <w:t xml:space="preserve">值得强调的是，本系统刻意将”</w:t>
+      </w:r>
+      <w:r>
+        <w:rPr>
+          <w:rFonts w:ascii="Times New Roman" w:hAnsi="Times New Roman" w:cs="Times New Roman" w:eastAsia="SimSun"/>
+          <w:b/>
+          <w:bCs/>
+          <w:sz w:val="24"/>
+        </w:rPr>
+        <w:t xml:space="preserve">技术防错</w:t>
+      </w:r>
+      <w:r>
+        <w:rPr>
+          <w:rFonts w:ascii="Times New Roman" w:hAnsi="Times New Roman" w:cs="Times New Roman" w:eastAsia="SimSun"/>
+          <w:sz w:val="24"/>
+        </w:rPr>
+        <w:t xml:space="preserve">（mne-mcp-guard）</w:t>
+      </w:r>
+      <w:r>
+        <w:rPr>
+          <w:rFonts w:ascii="Times New Roman" w:hAnsi="Times New Roman" w:cs="Times New Roman" w:eastAsia="SimSun"/>
+          <w:sz w:val="24"/>
+        </w:rPr>
+        <w:t xml:space="preserve">“</w:t>
+      </w:r>
+      <w:r>
+        <w:rPr>
+          <w:rFonts w:ascii="Times New Roman" w:hAnsi="Times New Roman" w:cs="Times New Roman" w:eastAsia="SimSun"/>
+          <w:sz w:val="24"/>
+        </w:rPr>
+        <w:t xml:space="preserve">与</w:t>
+      </w:r>
+      <w:r>
+        <w:rPr>
+          <w:rFonts w:ascii="Times New Roman" w:hAnsi="Times New Roman" w:cs="Times New Roman" w:eastAsia="SimSun"/>
+          <w:sz w:val="24"/>
+        </w:rPr>
+        <w:t xml:space="preserve">”</w:t>
+      </w:r>
+      <w:r>
+        <w:rPr>
+          <w:rFonts w:ascii="Times New Roman" w:hAnsi="Times New Roman" w:cs="Times New Roman" w:eastAsia="SimSun"/>
+          <w:b/>
+          <w:bCs/>
+          <w:sz w:val="24"/>
+        </w:rPr>
+        <w:t xml:space="preserve">方法学审查</w:t>
+      </w:r>
+      <w:r>
+        <w:rPr>
+          <w:rFonts w:ascii="Times New Roman" w:hAnsi="Times New Roman" w:cs="Times New Roman" w:eastAsia="SimSun"/>
+          <w:sz w:val="24"/>
+        </w:rPr>
+        <w:t xml:space="preserve">（mne-methodology-critic）“分置两层：前者保证分析在执行层面不出错（跑得通、单位正确、不超时），后者则追问分析在科学层面是否成立（推断是否有效、自由度是否被滥用）。二者解决的是不同性质的问题，分离设计使每层职责清晰、可独立审计。</w:t>
+      </w:r>
+    </w:p>
+    <w:p>
+      <w:pPr>
+        <w:pStyle w:val="BodyText"/>
+        <w:spacing w:line="360" w:lineRule="auto"/>
+        <w:jc w:val="both"/>
+      </w:pPr>
+      <w:r>
+        <w:rPr>
+          <w:rFonts w:ascii="Times New Roman" w:hAnsi="Times New Roman" w:cs="Times New Roman" w:eastAsia="SimSun"/>
+          <w:sz w:val="24"/>
+        </w:rPr>
+        <w:t xml:space="preserve">作为一个具体例证：在本文作者使用本系统复现 Berger 效应（睁眼/闭眼枕区 α）的一次真实分析中，方法学审查代理识别出”将来自单个被试的 30 个连续 2 秒分段当作独立样本进行检验”属于伪重复，遂返回 REVISE 裁定；据此，相应的 p 值被改述为仅具描述性意义，群体层面的推断被明确标注为需多被试设计。这一过程表明，该审查机制能够对系统</w:t>
+      </w:r>
+      <w:r>
+        <w:rPr>
+          <w:rFonts w:ascii="Times New Roman" w:hAnsi="Times New Roman" w:cs="Times New Roman" w:eastAsia="SimSun"/>
+          <w:b/>
+          <w:bCs/>
+          <w:sz w:val="24"/>
+        </w:rPr>
+        <w:t xml:space="preserve">自身产出</w:t>
+      </w:r>
+      <w:r>
+        <w:rPr>
+          <w:rFonts w:ascii="Times New Roman" w:hAnsi="Times New Roman" w:cs="Times New Roman" w:eastAsia="SimSun"/>
+          <w:sz w:val="24"/>
+        </w:rPr>
+        <w:t xml:space="preserve">的分析提出实质性的方法学质疑，而非仅作形式化附和——这正是缓解第 4 节所述自动化偏误（automation bias）风险的关键设计。</w:t>
+      </w:r>
+    </w:p>
+    <w:p>
+      <w:pPr>
+        <w:pStyle w:val="BodyText"/>
+        <w:spacing w:line="360" w:lineRule="auto"/>
+        <w:jc w:val="both"/>
+      </w:pPr>
+      <w:r>
+        <w:rPr>
+          <w:rFonts w:ascii="Times New Roman" w:hAnsi="Times New Roman" w:cs="Times New Roman" w:eastAsia="SimSun"/>
+          <w:b/>
+          <w:bCs/>
+          <w:sz w:val="24"/>
+        </w:rPr>
+        <w:t xml:space="preserve">表 2　MNE-MCP 的 Agent 技能体系（14 个技能，含 1 个兼任子代理的方法学审查者）</w:t>
+      </w:r>
+    </w:p>
+    <w:tbl>
+      <w:tblPr>
+        <w:tblStyle w:val="Table"/>
+        <w:tblW w:type="pct" w:w="5000"/>
+        <w:tblLayout w:type="fixed"/>
+        <w:tblLook w:firstRow="1" w:lastRow="0" w:firstColumn="0" w:lastColumn="0" w:noHBand="0" w:noVBand="0" w:val="0020"/>
+        <w:jc w:val="center"/>
+        <w:tblBorders>
+          <w:top w:val="single" w:sz="4" w:space="0" w:color="000000"/>
+          <w:left w:val="single" w:sz="4" w:space="0" w:color="000000"/>
+          <w:bottom w:val="single" w:sz="4" w:space="0" w:color="000000"/>
+          <w:right w:val="single" w:sz="4" w:space="0" w:color="000000"/>
+          <w:insideH w:val="single" w:sz="4" w:space="0" w:color="000000"/>
+          <w:insideV w:val="single" w:sz="4" w:space="0" w:color="000000"/>
+        </w:tblBorders>
+      </w:tblPr>
+      <w:tblGrid>
+        <w:gridCol w:w="2640"/>
+        <w:gridCol w:w="2640"/>
+        <w:gridCol w:w="2640"/>
+      </w:tblGrid>
+      <w:tr>
+        <w:trPr>
+          <w:tblHeader w:val="on"/>
+        </w:trPr>
+        <w:tc>
+          <w:tcPr/>
+          <w:p>
+            <w:pPr>
+              <w:pStyle w:val="Compact"/>
+              <w:spacing w:line="240" w:lineRule="auto" w:after="0"/>
+              <w:jc w:val="left"/>
+            </w:pPr>
+            <w:r>
+              <w:rPr>
+                <w:rFonts w:ascii="Times New Roman" w:hAnsi="Times New Roman" w:cs="Times New Roman" w:eastAsia="SimSun"/>
+                <w:sz w:val="21"/>
+              </w:rPr>
+              <w:t xml:space="preserve">层次</w:t>
+            </w:r>
+          </w:p>
+        </w:tc>
+        <w:tc>
+          <w:tcPr/>
+          <w:p>
+            <w:pPr>
+              <w:pStyle w:val="Compact"/>
+              <w:spacing w:line="240" w:lineRule="auto" w:after="0"/>
+              <w:jc w:val="left"/>
+            </w:pPr>
+            <w:r>
+              <w:rPr>
+                <w:rFonts w:ascii="Times New Roman" w:hAnsi="Times New Roman" w:cs="Times New Roman" w:eastAsia="SimSun"/>
+                <w:sz w:val="21"/>
+              </w:rPr>
+              <w:t xml:space="preserve">技能</w:t>
+            </w:r>
+          </w:p>
+        </w:tc>
+        <w:tc>
+          <w:tcPr/>
+          <w:p>
+            <w:pPr>
+              <w:pStyle w:val="Compact"/>
+              <w:spacing w:line="240" w:lineRule="auto" w:after="0"/>
+              <w:jc w:val="left"/>
+            </w:pPr>
+            <w:r>
+              <w:rPr>
+                <w:rFonts w:ascii="Times New Roman" w:hAnsi="Times New Roman" w:cs="Times New Roman" w:eastAsia="SimSun"/>
+                <w:sz w:val="21"/>
+              </w:rPr>
+              <w:t xml:space="preserve">角色与关注点</w:t>
+            </w:r>
+          </w:p>
+        </w:tc>
+      </w:tr>
+      <w:tr>
+        <w:tc>
+          <w:tcPr/>
+          <w:p>
+            <w:pPr>
+              <w:pStyle w:val="Compact"/>
+              <w:spacing w:line="240" w:lineRule="auto" w:after="0"/>
+              <w:jc w:val="left"/>
+            </w:pPr>
+            <w:r>
+              <w:rPr>
+                <w:rFonts w:ascii="Times New Roman" w:hAnsi="Times New Roman" w:cs="Times New Roman" w:eastAsia="SimSun"/>
+                <w:sz w:val="21"/>
+              </w:rPr>
+              <w:t xml:space="preserve">通用流程</w:t>
+            </w:r>
+          </w:p>
+        </w:tc>
+        <w:tc>
+          <w:tcPr/>
+          <w:p>
+            <w:pPr>
+              <w:pStyle w:val="Compact"/>
+              <w:spacing w:line="240" w:lineRule="auto" w:after="0"/>
+              <w:jc w:val="left"/>
+            </w:pPr>
+            <w:r>
+              <w:rPr>
+                <w:rFonts w:ascii="Times New Roman" w:hAnsi="Times New Roman" w:cs="Times New Roman" w:eastAsia="SimSun"/>
+                <w:sz w:val="21"/>
+              </w:rPr>
+              <w:t xml:space="preserve">mne-analyst</w:t>
+            </w:r>
+          </w:p>
+        </w:tc>
+        <w:tc>
+          <w:tcPr/>
+          <w:p>
+            <w:pPr>
+              <w:pStyle w:val="Compact"/>
+              <w:spacing w:line="240" w:lineRule="auto" w:after="0"/>
+              <w:jc w:val="left"/>
+            </w:pPr>
+            <w:r>
+              <w:rPr>
+                <w:rFonts w:ascii="Times New Roman" w:hAnsi="Times New Roman" w:cs="Times New Roman" w:eastAsia="SimSun"/>
+                <w:sz w:val="21"/>
+              </w:rPr>
+              <w:t xml:space="preserve">标准流程、参数约定、图像解读，按序号归档至 mne_result/（可复现）</w:t>
+            </w:r>
+          </w:p>
+        </w:tc>
+      </w:tr>
+      <w:tr>
+        <w:tc>
+          <w:tcPr/>
+          <w:p>
+            <w:pPr>
+              <w:pStyle w:val="Compact"/>
+              <w:spacing w:line="240" w:lineRule="auto" w:after="0"/>
+              <w:jc w:val="left"/>
+            </w:pPr>
+            <w:r>
+              <w:rPr>
+                <w:rFonts w:ascii="Times New Roman" w:hAnsi="Times New Roman" w:cs="Times New Roman" w:eastAsia="SimSun"/>
+                <w:sz w:val="21"/>
+              </w:rPr>
+              <w:t xml:space="preserve">技术防错</w:t>
+            </w:r>
+          </w:p>
+        </w:tc>
+        <w:tc>
+          <w:tcPr/>
+          <w:p>
+            <w:pPr>
+              <w:pStyle w:val="Compact"/>
+              <w:spacing w:line="240" w:lineRule="auto" w:after="0"/>
+              <w:jc w:val="left"/>
+            </w:pPr>
+            <w:r>
+              <w:rPr>
+                <w:rFonts w:ascii="Times New Roman" w:hAnsi="Times New Roman" w:cs="Times New Roman" w:eastAsia="SimSun"/>
+                <w:sz w:val="21"/>
+              </w:rPr>
+              <w:t xml:space="preserve">mne-mcp-guard</w:t>
+            </w:r>
+          </w:p>
+        </w:tc>
+        <w:tc>
+          <w:tcPr/>
+          <w:p>
+            <w:pPr>
+              <w:pStyle w:val="Compact"/>
+              <w:spacing w:line="240" w:lineRule="auto" w:after="0"/>
+              <w:jc w:val="left"/>
+            </w:pPr>
+            <w:r>
+              <w:rPr>
+                <w:rFonts w:ascii="Times New Roman" w:hAnsi="Times New Roman" w:cs="Times New Roman" w:eastAsia="SimSun"/>
+                <w:sz w:val="21"/>
+              </w:rPr>
+              <w:t xml:space="preserve">单位、导联前置、ICA 高通、时频窗长、空/过剔分段、超时等</w:t>
+            </w:r>
+            <w:r>
+              <w:rPr>
+                <w:rFonts w:ascii="Times New Roman" w:hAnsi="Times New Roman" w:cs="Times New Roman" w:eastAsia="SimSun"/>
+                <w:b/>
+                <w:bCs/>
+                <w:sz w:val="21"/>
+              </w:rPr>
+              <w:t xml:space="preserve">执行</w:t>
+            </w:r>
+            <w:r>
+              <w:rPr>
+                <w:rFonts w:ascii="Times New Roman" w:hAnsi="Times New Roman" w:cs="Times New Roman" w:eastAsia="SimSun"/>
+                <w:sz w:val="21"/>
+              </w:rPr>
+              <w:t xml:space="preserve">陷阱</w:t>
+            </w:r>
+          </w:p>
+        </w:tc>
+      </w:tr>
+      <w:tr>
+        <w:tc>
+          <w:tcPr/>
+          <w:p>
+            <w:pPr>
+              <w:pStyle w:val="Compact"/>
+              <w:spacing w:line="240" w:lineRule="auto" w:after="0"/>
+              <w:jc w:val="left"/>
+            </w:pPr>
+            <w:r>
+              <w:rPr>
+                <w:rFonts w:ascii="Times New Roman" w:hAnsi="Times New Roman" w:cs="Times New Roman" w:eastAsia="SimSun"/>
+                <w:sz w:val="21"/>
+              </w:rPr>
+              <w:t xml:space="preserve">怀疑式分析（按大类）</w:t>
+            </w:r>
+          </w:p>
+        </w:tc>
+        <w:tc>
+          <w:tcPr/>
+          <w:p>
+            <w:pPr>
+              <w:pStyle w:val="Compact"/>
+              <w:spacing w:line="240" w:lineRule="auto" w:after="0"/>
+              <w:jc w:val="left"/>
+            </w:pPr>
+            <w:r>
+              <w:rPr>
+                <w:rFonts w:ascii="Times New Roman" w:hAnsi="Times New Roman" w:cs="Times New Roman" w:eastAsia="SimSun"/>
+                <w:sz w:val="21"/>
+              </w:rPr>
+              <w:t xml:space="preserve">mne-preprocess / mne-artifacts / mne-erp / mne-spectral / mne-timefreq / mne-connectivity / mne-source / mne-decoding / mne-stats / mne-advanced</w:t>
+            </w:r>
+          </w:p>
+        </w:tc>
+        <w:tc>
+          <w:tcPr/>
+          <w:p>
+            <w:pPr>
+              <w:pStyle w:val="Compact"/>
+              <w:spacing w:line="240" w:lineRule="auto" w:after="0"/>
+              <w:jc w:val="left"/>
+            </w:pPr>
+            <w:r>
+              <w:rPr>
+                <w:rFonts w:ascii="Times New Roman" w:hAnsi="Times New Roman" w:cs="Times New Roman" w:eastAsia="SimSun"/>
+                <w:sz w:val="21"/>
+              </w:rPr>
+              <w:t xml:space="preserve">各分析门类的”质询—分析—审查”流程；覆盖常用与冷门方法</w:t>
+            </w:r>
+          </w:p>
+        </w:tc>
+      </w:tr>
+      <w:tr>
+        <w:tc>
+          <w:tcPr/>
+          <w:p>
+            <w:pPr>
+              <w:pStyle w:val="Compact"/>
+              <w:spacing w:line="240" w:lineRule="auto" w:after="0"/>
+              <w:jc w:val="left"/>
+            </w:pPr>
+            <w:r>
+              <w:rPr>
+                <w:rFonts w:ascii="Times New Roman" w:hAnsi="Times New Roman" w:cs="Times New Roman" w:eastAsia="SimSun"/>
+                <w:sz w:val="21"/>
+              </w:rPr>
+              <w:t xml:space="preserve">方法学审查</w:t>
+            </w:r>
+          </w:p>
+        </w:tc>
+        <w:tc>
+          <w:tcPr/>
+          <w:p>
+            <w:pPr>
+              <w:pStyle w:val="Compact"/>
+              <w:spacing w:line="240" w:lineRule="auto" w:after="0"/>
+              <w:jc w:val="left"/>
+            </w:pPr>
+            <w:r>
+              <w:rPr>
+                <w:rFonts w:ascii="Times New Roman" w:hAnsi="Times New Roman" w:cs="Times New Roman" w:eastAsia="SimSun"/>
+                <w:sz w:val="21"/>
+              </w:rPr>
+              <w:t xml:space="preserve">mne-methodology-critic（兼子代理）</w:t>
+            </w:r>
+          </w:p>
+        </w:tc>
+        <w:tc>
+          <w:tcPr/>
+          <w:p>
+            <w:pPr>
+              <w:pStyle w:val="Compact"/>
+              <w:spacing w:line="240" w:lineRule="auto" w:after="0"/>
+              <w:jc w:val="left"/>
+            </w:pPr>
+            <w:r>
+              <w:rPr>
+                <w:rFonts w:ascii="Times New Roman" w:hAnsi="Times New Roman" w:cs="Times New Roman" w:eastAsia="SimSun"/>
+                <w:sz w:val="21"/>
+              </w:rPr>
+              <w:t xml:space="preserve">在</w:t>
+            </w:r>
+            <w:r>
+              <w:rPr>
+                <w:rFonts w:ascii="Times New Roman" w:hAnsi="Times New Roman" w:cs="Times New Roman" w:eastAsia="SimSun"/>
+                <w:b/>
+                <w:bCs/>
+                <w:sz w:val="21"/>
+              </w:rPr>
+              <w:t xml:space="preserve">隔离上下文</w:t>
+            </w:r>
+            <w:r>
+              <w:rPr>
+                <w:rFonts w:ascii="Times New Roman" w:hAnsi="Times New Roman" w:cs="Times New Roman" w:eastAsia="SimSun"/>
+                <w:sz w:val="21"/>
+              </w:rPr>
+              <w:t xml:space="preserve">中审查统计/科学</w:t>
+            </w:r>
+            <w:r>
+              <w:rPr>
+                <w:rFonts w:ascii="Times New Roman" w:hAnsi="Times New Roman" w:cs="Times New Roman" w:eastAsia="SimSun"/>
+                <w:b/>
+                <w:bCs/>
+                <w:sz w:val="21"/>
+              </w:rPr>
+              <w:t xml:space="preserve">有效性</w:t>
+            </w:r>
+            <w:r>
+              <w:rPr>
+                <w:rFonts w:ascii="Times New Roman" w:hAnsi="Times New Roman" w:cs="Times New Roman" w:eastAsia="SimSun"/>
+                <w:sz w:val="21"/>
+              </w:rPr>
+              <w:t xml:space="preserve">，裁定 PASS/REVISE/BLOCK</w:t>
+            </w:r>
+          </w:p>
+        </w:tc>
+      </w:tr>
+      <w:tr>
+        <w:tc>
+          <w:tcPr/>
+          <w:p>
+            <w:pPr>
+              <w:pStyle w:val="Compact"/>
+              <w:spacing w:line="240" w:lineRule="auto" w:after="0"/>
+              <w:jc w:val="left"/>
+            </w:pPr>
+            <w:r>
+              <w:rPr>
+                <w:rFonts w:ascii="Times New Roman" w:hAnsi="Times New Roman" w:cs="Times New Roman" w:eastAsia="SimSun"/>
+                <w:sz w:val="21"/>
+              </w:rPr>
+              <w:t xml:space="preserve">规范写作</w:t>
+            </w:r>
+          </w:p>
+        </w:tc>
+        <w:tc>
+          <w:tcPr/>
+          <w:p>
+            <w:pPr>
+              <w:pStyle w:val="Compact"/>
+              <w:spacing w:line="240" w:lineRule="auto" w:after="0"/>
+              <w:jc w:val="left"/>
+            </w:pPr>
+            <w:r>
+              <w:rPr>
+                <w:rFonts w:ascii="Times New Roman" w:hAnsi="Times New Roman" w:cs="Times New Roman" w:eastAsia="SimSun"/>
+                <w:sz w:val="21"/>
+              </w:rPr>
+              <w:t xml:space="preserve">mne-writeup</w:t>
+            </w:r>
+          </w:p>
+        </w:tc>
+        <w:tc>
+          <w:tcPr/>
+          <w:p>
+            <w:pPr>
+              <w:pStyle w:val="Compact"/>
+              <w:spacing w:line="240" w:lineRule="auto" w:after="0"/>
+              <w:jc w:val="left"/>
+            </w:pPr>
+            <w:r>
+              <w:rPr>
+                <w:rFonts w:ascii="Times New Roman" w:hAnsi="Times New Roman" w:cs="Times New Roman" w:eastAsia="SimSun"/>
+                <w:sz w:val="21"/>
+              </w:rPr>
+              <w:t xml:space="preserve">仅将</w:t>
+            </w:r>
+            <w:r>
+              <w:rPr>
+                <w:rFonts w:ascii="Times New Roman" w:hAnsi="Times New Roman" w:cs="Times New Roman" w:eastAsia="SimSun"/>
+                <w:b/>
+                <w:bCs/>
+                <w:sz w:val="21"/>
+              </w:rPr>
+              <w:t xml:space="preserve">通过审查</w:t>
+            </w:r>
+            <w:r>
+              <w:rPr>
+                <w:rFonts w:ascii="Times New Roman" w:hAnsi="Times New Roman" w:cs="Times New Roman" w:eastAsia="SimSun"/>
+                <w:sz w:val="21"/>
+              </w:rPr>
+              <w:t xml:space="preserve">的结果整理为规范的方法与结果文本</w:t>
+            </w:r>
+          </w:p>
+        </w:tc>
+      </w:tr>
+    </w:tbl>
     <w:p>
       <w:pPr>
         <w:pStyle w:val="BodyText"/>
@@ -3007,7 +3793,7 @@
           <w:bCs/>
           <w:sz w:val="24"/>
         </w:rPr>
-        <w:t xml:space="preserve">2.5 测试与验证</w:t>
+        <w:t xml:space="preserve">2.5 错误处理与容错机制</w:t>
       </w:r>
     </w:p>
     <w:p>
@@ -3021,36 +3807,15 @@
           <w:rFonts w:ascii="Times New Roman" w:hAnsi="Times New Roman" w:cs="Times New Roman" w:eastAsia="SimSun"/>
           <w:sz w:val="24"/>
         </w:rPr>
-        <w:t xml:space="preserve">本项目通过单元测试、端到端冒烟测试与持续集成三个层面验证系统的正确性。单元测试层面，项目包含 59 个测试函数（语句覆盖率约 71%），覆盖配置优先级、多客户端注册的幂等合并、持久内核与会话对象管理、各 MNE 操作的返回结构、命令行接口与服务器工具注册等关键行为，并为已修复的缺陷保留回归测试。持续集成（GitHub Actions）在 Linux/macOS/Windows × Python 3.10/3.12 上运行测试，并设有 NumPy 1.x/2.x 兼容性矩阵与代码风格检查，以保证跨平台、跨依赖版本的可靠性。</w:t>
+        <w:t xml:space="preserve">系统实现了多层次的错误处理与容错策略。首先，在能力检测层面，工具在执行前检测所需依赖是否可用：ICA 需要 scikit-learn，源定位、连接性与解码等高级分析需要 [full] 额外依赖；当依赖缺失时，工具提前返回明确的、可诊断的提示，而非在运行中途以晦涩的异常中断。其次，为避免在大型文件或耗时算法（如 ICA、时频分解、源重建）下出现不可控的等待，所有操作均设置了可配置的超时阈值（默认 300 秒，可经环境变量 MNE_MCP_TIMEOUT 调整），从而在运行时间异常延长时主动中止并返回信息。再次，在并发治理层面，所有执行经由锁串行化，绘图统一采用无界面的 Agg 后端，从机制上避免并发调用时 matplotlib 全局状态与会话对象之间的竞争。最后，配套的 mne-mcp-guard 技能在分析前对常见陷阱（单位伏特与微伏混淆、导联未设置、ICA 未高通、时频窗长不足、分段为空或被过度剔除、超时等）进行预防与诊断，将易错环节前置为可审计的检查项。</w:t>
       </w:r>
     </w:p>
     <w:p>
       <w:pPr>
         <w:pStyle w:val="BodyText"/>
-        <w:spacing w:line="360" w:lineRule="auto"/>
-        <w:jc w:val="both"/>
-      </w:pPr>
-      <w:r>
-        <w:rPr>
-          <w:rFonts w:ascii="Times New Roman" w:hAnsi="Times New Roman" w:cs="Times New Roman" w:eastAsia="SimSun"/>
-          <w:sz w:val="24"/>
-        </w:rPr>
-        <w:t xml:space="preserve">端到端层面，项目提供一套在合成 EEG 数据上运行、无需任何外部下载的冒烟流程，按真实分析顺序串联操作层、持久内核与图像捕获，并以 21 项断言校验每一步的预期结果（见表 2）。该流程从加载 .fif 记录开始，依次完成导联设置、带通与陷波滤波、平均参考、功率谱与电极布局绘制、ICA 拟合与成分绘制与应用、（经 mne_run_code 注入）事件构造、分段、分段热图、叠加平均、诱发响应与地形图绘制、Morlet 时频分解，并验证 mne_run_code 同时正确捕获标准输出、返回值与图像，最后核对会话摘要与对象保存。21 项断言全部通过，表明结构化工具、持久会话与图像捕获三者在完整流程中协同工作正常。</w:t>
-      </w:r>
-    </w:p>
-    <w:p>
-      <w:pPr>
-        <w:pStyle w:val="BodyText"/>
-        <w:spacing w:line="360" w:lineRule="auto"/>
-        <w:jc w:val="both"/>
-      </w:pPr>
-      <w:r>
-        <w:rPr>
-          <w:rFonts w:ascii="Times New Roman" w:hAnsi="Times New Roman" w:cs="Times New Roman" w:eastAsia="SimSun"/>
-          <w:sz w:val="24"/>
-        </w:rPr>
-        <w:t xml:space="preserve">需要说明的是，上述验证确立的是系统的</w:t>
-      </w:r>
+        <w:spacing w:line="360" w:lineRule="auto" w:before="160" w:after="80"/>
+        <w:jc w:val="left"/>
+      </w:pPr>
       <w:r>
         <w:rPr>
           <w:rFonts w:ascii="Times New Roman" w:hAnsi="Times New Roman" w:cs="Times New Roman" w:eastAsia="SimSun"/>
@@ -3058,14 +3823,49 @@
           <w:bCs/>
           <w:sz w:val="24"/>
         </w:rPr>
-        <w:t xml:space="preserve">功能正确性与流程集成</w:t>
-      </w:r>
-      <w:r>
-        <w:rPr>
-          <w:rFonts w:ascii="Times New Roman" w:hAnsi="Times New Roman" w:cs="Times New Roman" w:eastAsia="SimSun"/>
-          <w:sz w:val="24"/>
-        </w:rPr>
-        <w:t xml:space="preserve">——即工具、持久会话与图像捕获能够在完整流程中协同运行——而各统计量的</w:t>
+        <w:t xml:space="preserve">2.6 测试与验证</w:t>
+      </w:r>
+    </w:p>
+    <w:p>
+      <w:pPr>
+        <w:pStyle w:val="BodyText"/>
+        <w:spacing w:line="360" w:lineRule="auto"/>
+        <w:jc w:val="both"/>
+      </w:pPr>
+      <w:r>
+        <w:rPr>
+          <w:rFonts w:ascii="Times New Roman" w:hAnsi="Times New Roman" w:cs="Times New Roman" w:eastAsia="SimSun"/>
+          <w:sz w:val="24"/>
+        </w:rPr>
+        <w:t xml:space="preserve">本项目通过单元测试、端到端冒烟测试与持续集成三个层面验证系统的正确性。单元测试层面，项目包含 59 个测试函数（语句覆盖率约 71%），覆盖配置优先级、多客户端注册的幂等合并、持久内核与会话对象管理、各 MNE 操作的返回结构、命令行接口与服务器工具注册等关键行为，并为已修复的缺陷保留回归测试。持续集成（GitHub Actions）在 Linux/macOS/Windows × Python 3.10/3.12 上运行测试，并设有 NumPy 1.x/2.x 兼容性矩阵与代码风格检查，以保证跨平台、跨依赖版本的可靠性。</w:t>
+      </w:r>
+    </w:p>
+    <w:p>
+      <w:pPr>
+        <w:pStyle w:val="BodyText"/>
+        <w:spacing w:line="360" w:lineRule="auto"/>
+        <w:jc w:val="both"/>
+      </w:pPr>
+      <w:r>
+        <w:rPr>
+          <w:rFonts w:ascii="Times New Roman" w:hAnsi="Times New Roman" w:cs="Times New Roman" w:eastAsia="SimSun"/>
+          <w:sz w:val="24"/>
+        </w:rPr>
+        <w:t xml:space="preserve">端到端层面，项目提供一套在合成 EEG 数据上运行、无需任何外部下载的冒烟流程，按真实分析顺序串联操作层、持久内核与图像捕获，并以 21 项断言校验每一步的预期结果（见表 3）。该流程从加载 .fif 记录开始，依次完成导联设置、带通与陷波滤波、平均参考、功率谱与电极布局绘制、ICA 拟合与成分绘制与应用、（经 mne_run_code 注入）事件构造、分段、分段热图、叠加平均、诱发响应与地形图绘制、Morlet 时频分解，并验证 mne_run_code 同时正确捕获标准输出、返回值与图像，最后核对会话摘要与对象保存。21 项断言全部通过，表明结构化工具、持久会话与图像捕获三者在完整流程中协同工作正常。</w:t>
+      </w:r>
+    </w:p>
+    <w:p>
+      <w:pPr>
+        <w:pStyle w:val="BodyText"/>
+        <w:spacing w:line="360" w:lineRule="auto"/>
+        <w:jc w:val="both"/>
+      </w:pPr>
+      <w:r>
+        <w:rPr>
+          <w:rFonts w:ascii="Times New Roman" w:hAnsi="Times New Roman" w:cs="Times New Roman" w:eastAsia="SimSun"/>
+          <w:sz w:val="24"/>
+        </w:rPr>
+        <w:t xml:space="preserve">需要说明的是，上述验证确立的是系统的</w:t>
       </w:r>
       <w:r>
         <w:rPr>
@@ -3074,22 +3874,15 @@
           <w:bCs/>
           <w:sz w:val="24"/>
         </w:rPr>
-        <w:t xml:space="preserve">数值精度则继承自底层的 MNE-Python</w:t>
-      </w:r>
-      <w:r>
-        <w:rPr>
-          <w:rFonts w:ascii="Times New Roman" w:hAnsi="Times New Roman" w:cs="Times New Roman" w:eastAsia="SimSun"/>
-          <w:sz w:val="24"/>
-        </w:rPr>
-        <w:t xml:space="preserve">，本系统的结构化工具为薄封装，并未重新实现数值算法。因此，本文所称”可复现性”主要指工作流层面的可复现：每步返回的等效代码与按序号归档机制，使同一分析可被审计、复算与共享；而对特定数据集上已知结果的数值复现，仍取决于 MNE-Python 本身。作为真实数据层面的验证，持续集成中纳入了一例公开数据端到端测试：对 PhysioNet eegbci 数据集某被试的睁眼与闭眼静息记录，经标准预处理与逐段功率谱估计后，枕区 α（8–13 Hz）绝对功率在闭眼时显著高于睁眼（中位数约 33 倍），稳健复现了经典的 Berger 效应；该用例同时覆盖了真实 EDF 读取路径（此前仅合成数据未触及）。这表明系统不仅在合成数据上流程正确，也能在真实数据上给出与既有神经科学结论一致的结果——当然，该用例为单被试演示，群体层面的推断仍需多被试设计。</w:t>
-      </w:r>
-    </w:p>
-    <w:p>
-      <w:pPr>
-        <w:pStyle w:val="BodyText"/>
-        <w:spacing w:line="360" w:lineRule="auto"/>
-        <w:jc w:val="both"/>
-      </w:pPr>
+        <w:t xml:space="preserve">功能正确性与流程集成</w:t>
+      </w:r>
+      <w:r>
+        <w:rPr>
+          <w:rFonts w:ascii="Times New Roman" w:hAnsi="Times New Roman" w:cs="Times New Roman" w:eastAsia="SimSun"/>
+          <w:sz w:val="24"/>
+        </w:rPr>
+        <w:t xml:space="preserve">——即工具、持久会话与图像捕获能够在完整流程中协同运行——而各统计量的</w:t>
+      </w:r>
       <w:r>
         <w:rPr>
           <w:rFonts w:ascii="Times New Roman" w:hAnsi="Times New Roman" w:cs="Times New Roman" w:eastAsia="SimSun"/>
@@ -3097,7 +3890,30 @@
           <w:bCs/>
           <w:sz w:val="24"/>
         </w:rPr>
-        <w:t xml:space="preserve">表 2　MNE-MCP 端到端冒烟流程（合成 EEG，21 项断言）</w:t>
+        <w:t xml:space="preserve">数值精度则继承自底层的 MNE-Python</w:t>
+      </w:r>
+      <w:r>
+        <w:rPr>
+          <w:rFonts w:ascii="Times New Roman" w:hAnsi="Times New Roman" w:cs="Times New Roman" w:eastAsia="SimSun"/>
+          <w:sz w:val="24"/>
+        </w:rPr>
+        <w:t xml:space="preserve">，本系统的结构化工具为薄封装，并未重新实现数值算法。因此，本文所称”可复现性”主要指工作流层面的可复现：每步返回的等效代码与按序号归档机制，使同一分析可被审计、复算与共享；而对特定数据集上已知结果的数值复现，仍取决于 MNE-Python 本身。作为真实数据层面的验证，持续集成中纳入了一例公开数据端到端测试：对 PhysioNet eegbci 数据集某被试的睁眼与闭眼静息记录，经标准预处理与逐段功率谱估计后，枕区 α（8–13 Hz）绝对功率在闭眼时显著高于睁眼（中位数约 33 倍），稳健复现了经典的 Berger 效应；该用例同时覆盖了真实 EDF 读取路径（此前仅合成数据未触及）。这表明系统不仅在合成数据上流程正确，也能在真实数据上给出与既有神经科学结论一致的结果——当然，该用例为单被试演示，群体层面的推断仍需多被试设计。</w:t>
+      </w:r>
+    </w:p>
+    <w:p>
+      <w:pPr>
+        <w:pStyle w:val="BodyText"/>
+        <w:spacing w:line="360" w:lineRule="auto"/>
+        <w:jc w:val="both"/>
+      </w:pPr>
+      <w:r>
+        <w:rPr>
+          <w:rFonts w:ascii="Times New Roman" w:hAnsi="Times New Roman" w:cs="Times New Roman" w:eastAsia="SimSun"/>
+          <w:b/>
+          <w:bCs/>
+          <w:sz w:val="24"/>
+        </w:rPr>
+        <w:t xml:space="preserve">表 3　MNE-MCP 端到端冒烟流程（合成 EEG，21 项断言）</w:t>
       </w:r>
     </w:p>
     <w:tbl>
@@ -4303,7 +5119,7 @@
           <w:bCs/>
           <w:sz w:val="24"/>
         </w:rPr>
-        <w:t xml:space="preserve">2.6 与传统工作流的对比分析</w:t>
+        <w:t xml:space="preserve">2.7 与传统工作流的对比分析</w:t>
       </w:r>
     </w:p>
     <w:p>
@@ -4317,7 +5133,7 @@
           <w:rFonts w:ascii="Times New Roman" w:hAnsi="Times New Roman" w:cs="Times New Roman" w:eastAsia="SimSun"/>
           <w:sz w:val="24"/>
         </w:rPr>
-        <w:t xml:space="preserve">表 3 从多个维度比较了 MNE-MCP 辅助工作流与两种传统方式（直接编写 MNE 代码、以及图形界面/商业脑电软件）的差异。需要强调的是，对比旨在刻画交互方式的取舍，而非否定其他方式：手写代码在确定性与精确复现上具有优势，图形界面在零编程上手上具有优势。</w:t>
+        <w:t xml:space="preserve">表 4 从多个维度比较了 MNE-MCP 辅助工作流与两种传统方式（直接编写 MNE 代码、以及图形界面/商业脑电软件）的差异。需要强调的是，对比旨在刻画交互方式的取舍，而非否定其他方式：手写代码在确定性与精确复现上具有优势，图形界面在零编程上手上具有优势。</w:t>
       </w:r>
     </w:p>
     <w:p>
@@ -4332,7 +5148,7 @@
           <w:bCs/>
           <w:sz w:val="24"/>
         </w:rPr>
-        <w:t xml:space="preserve">表 3　MNE-MCP 工作流与传统工作流对比</w:t>
+        <w:t xml:space="preserve">表 4　MNE-MCP 工作流与传统工作流对比</w:t>
       </w:r>
     </w:p>
     <w:tbl>
@@ -5295,7 +6111,91 @@
           <w:rFonts w:ascii="Times New Roman" w:hAnsi="Times New Roman" w:cs="Times New Roman" w:eastAsia="SimSun"/>
           <w:sz w:val="24"/>
         </w:rPr>
-        <w:t xml:space="preserve">该命令将 mne 服务器注册到 Claude Code、Codex 与 opencode（可用 –clients 限定），并安装配套的 mne-analyst 与 mne-mcp-guard 技能，同时为其改动的任何配置文件写入带时间戳的备份。由于 MCP 服务器在客户端启动时加载，安装后需重启一次客户端，mne_* 工具方可生效。项目亦提供一键安装脚本（Windows 下的 install.ps1 与 macOS/Linux 下的 install.sh），自动完成创建虚拟环境、安装、验证、注册与技能安装。此外，按标准 MCP 分发方式，发布到 PyPI 后客户端可直接以 uvx mne-mcp serve 按需运行（无需克隆），或以 pipx install mne-mcp 持久安装；鉴于本系统依赖较重，持久安装通常更为流畅。</w:t>
+        <w:t xml:space="preserve">该命令将 mne 服务器注册到 Claude Code、Codex 与 opencode（可用 –clients 限定），并安装配套的全部 Agent 技能（mne-analyst、mne-mcp-guard 及 2.4 节所述的按分析大类组织的怀疑式技能套件）与方法学审查子代理，同时为其改动的任何配置文件写入带时间戳的备份。由于 MCP 服务器在客户端启动时加载，安装后需重启一次客户端，mne_* 工具方可生效。项目亦提供一键安装脚本（Windows 下的 install.ps1 与 macOS/Linux 下的 install.sh），自动完成创建虚拟环境、安装、验证、注册与技能安装。此外，本系统已按标准 MCP 分发方式发布至 PyPI，并在官方 MCP 注册表（registry.modelcontextprotocol.io）以 io.github.Exekiel179/mne-mcp 登记；客户端无需克隆即可以 uvx –from</w:t>
+      </w:r>
+      <w:r>
+        <w:rPr>
+          <w:rFonts w:ascii="Times New Roman" w:hAnsi="Times New Roman" w:cs="Times New Roman" w:eastAsia="SimSun"/>
+          <w:sz w:val="24"/>
+        </w:rPr>
+        <w:t xml:space="preserve"> </w:t>
+      </w:r>
+      <w:r>
+        <w:rPr>
+          <w:rFonts w:ascii="Times New Roman" w:hAnsi="Times New Roman" w:cs="Times New Roman" w:eastAsia="SimSun"/>
+          <w:sz w:val="24"/>
+        </w:rPr>
+        <w:t xml:space="preserve">“</w:t>
+      </w:r>
+      <w:r>
+        <w:rPr>
+          <w:rFonts w:ascii="Times New Roman" w:hAnsi="Times New Roman" w:cs="Times New Roman" w:eastAsia="SimSun"/>
+          <w:sz w:val="24"/>
+        </w:rPr>
+        <w:t xml:space="preserve">mne-mcp[ica]</w:t>
+      </w:r>
+      <w:r>
+        <w:rPr>
+          <w:rFonts w:ascii="Times New Roman" w:hAnsi="Times New Roman" w:cs="Times New Roman" w:eastAsia="SimSun"/>
+          <w:sz w:val="24"/>
+        </w:rPr>
+        <w:t xml:space="preserve">”</w:t>
+      </w:r>
+      <w:r>
+        <w:rPr>
+          <w:rFonts w:ascii="Times New Roman" w:hAnsi="Times New Roman" w:cs="Times New Roman" w:eastAsia="SimSun"/>
+          <w:sz w:val="24"/>
+        </w:rPr>
+        <w:t xml:space="preserve"> </w:t>
+      </w:r>
+      <w:r>
+        <w:rPr>
+          <w:rFonts w:ascii="Times New Roman" w:hAnsi="Times New Roman" w:cs="Times New Roman" w:eastAsia="SimSun"/>
+          <w:sz w:val="24"/>
+        </w:rPr>
+        <w:t xml:space="preserve">mne-mcp serve 按需运行，或以 pipx install</w:t>
+      </w:r>
+      <w:r>
+        <w:rPr>
+          <w:rFonts w:ascii="Times New Roman" w:hAnsi="Times New Roman" w:cs="Times New Roman" w:eastAsia="SimSun"/>
+          <w:sz w:val="24"/>
+        </w:rPr>
+        <w:t xml:space="preserve"> </w:t>
+      </w:r>
+      <w:r>
+        <w:rPr>
+          <w:rFonts w:ascii="Times New Roman" w:hAnsi="Times New Roman" w:cs="Times New Roman" w:eastAsia="SimSun"/>
+          <w:sz w:val="24"/>
+        </w:rPr>
+        <w:t xml:space="preserve">“</w:t>
+      </w:r>
+      <w:r>
+        <w:rPr>
+          <w:rFonts w:ascii="Times New Roman" w:hAnsi="Times New Roman" w:cs="Times New Roman" w:eastAsia="SimSun"/>
+          <w:sz w:val="24"/>
+        </w:rPr>
+        <w:t xml:space="preserve">mne-mcp[ica]</w:t>
+      </w:r>
+      <w:r>
+        <w:rPr>
+          <w:rFonts w:ascii="Times New Roman" w:hAnsi="Times New Roman" w:cs="Times New Roman" w:eastAsia="SimSun"/>
+          <w:sz w:val="24"/>
+        </w:rPr>
+        <w:t xml:space="preserve">”</w:t>
+      </w:r>
+      <w:r>
+        <w:rPr>
+          <w:rFonts w:ascii="Times New Roman" w:hAnsi="Times New Roman" w:cs="Times New Roman" w:eastAsia="SimSun"/>
+          <w:sz w:val="24"/>
+        </w:rPr>
+        <w:t xml:space="preserve"> </w:t>
+      </w:r>
+      <w:r>
+        <w:rPr>
+          <w:rFonts w:ascii="Times New Roman" w:hAnsi="Times New Roman" w:cs="Times New Roman" w:eastAsia="SimSun"/>
+          <w:sz w:val="24"/>
+        </w:rPr>
+        <w:t xml:space="preserve">持久安装（鉴于依赖较重，持久安装通常更为流畅；其中 [ica] 额外依赖启用 ICA，需要源定位、连接性、解码等高级工具时改用 [full]）。</w:t>
       </w:r>
     </w:p>
     <w:p>
@@ -5409,7 +6309,7 @@
           <w:rFonts w:ascii="Times New Roman" w:hAnsi="Times New Roman" w:cs="Times New Roman" w:eastAsia="SimSun"/>
           <w:sz w:val="24"/>
         </w:rPr>
-        <w:t xml:space="preserve">为提升可靠性与可复现性，建议安装并使用配套技能。mne-analyst 将标准流程、参数约定与图像解读指引固化为可复用的工作流，并将图像与等效代码按序号归档至工作目录的 mne_result/，使整套分析可复现；mne-mcp-guard 则在关键步骤前进行防错检查。此外，可在项目根目录的 CLAUDE.md 中以记忆形式集中记录项目级约定（如默认数据目录、工频与导联系统、坏导清单、ERP 分段与剔除口径、报告格式等），使模型在跨会话交互中自动遵循一致的前提与参数设定，并为过程审计提供可追溯的依据。</w:t>
+        <w:t xml:space="preserve">为提升可靠性与可复现性，建议安装并使用配套技能。mne-analyst 将标准流程、参数约定与图像解读指引固化为可复用的工作流，并将图像与等效代码按序号归档至工作目录的 mne_result/，使整套分析可复现；mne-mcp-guard 则在关键步骤前进行防错检查。对于拟用于发表的确证性分析，建议进一步启用 2.4 节所述按分析大类组织的怀疑式技能与方法学审查代理，让关键的统计与有效性判断在结果被采纳前接受一次独立审查（PASS/REVISE/BLOCK），以降低将存疑的研究者自由度误作稳健结论的风险。此外，可在项目根目录的 CLAUDE.md 中以记忆形式集中记录项目级约定（如默认数据目录、工频与导联系统、坏导清单、ERP 分段与剔除口径、报告格式等），使模型在跨会话交互中自动遵循一致的前提与参数设定，并为过程审计提供可追溯的依据。</w:t>
       </w:r>
     </w:p>
     <w:p>
@@ -6770,7 +7670,7 @@
           <w:rFonts w:ascii="Times New Roman" w:hAnsi="Times New Roman" w:cs="Times New Roman" w:eastAsia="SimSun"/>
           <w:sz w:val="24"/>
         </w:rPr>
-        <w:t xml:space="preserve">本文介绍了 MNE-MCP：一个基于模型上下文协议（MCP）的开源系统，将 MNE-Python 集成至 Claude Code 等 MCP 客户端，以支持自然语言驱动的神经电生理分析。针对该领域分析”有状态、强可视化”的本质，系统以常驻内存会话与”自动出图—AI 读图”闭环为核心设计，提供 38 个结构化工具（覆盖数据读取、预处理、ICA、事件分段、ERP/ERF、时频，以及源定位、连接性与解码等高级分析）与一个通用代码执行工具，并配以 mne-analyst 与 mne-mcp-guard 两个技能以提升可靠性与可复现性。系统通过 59 个单元测试（覆盖率约 71%）、跨 Linux/macOS/Windows 与多 Python/NumPy 版本的持续集成，以及一例真实数据（PhysioNet eegbci）端到端验证完成质量保证，其中真实数据测试稳健复现了 Berger 效应（闭眼枕区 α 功率显著升高）。</w:t>
+        <w:t xml:space="preserve">本文介绍了 MNE-MCP：一个基于模型上下文协议（MCP）的开源系统，将 MNE-Python 集成至 Claude Code 等 MCP 客户端，以支持自然语言驱动的神经电生理分析。针对该领域分析”有状态、强可视化”的本质，系统以常驻内存会话与”自动出图—AI 读图”闭环为核心设计，提供 38 个结构化工具（覆盖数据读取、预处理、ICA、事件分段、ERP/ERF、时频，以及源定位、连接性与解码等高级分析）与一个通用代码执行工具，并配以一套 14 个 Agent 技能——从提供标准流程与归档的 mne-analyst、做技术防错的 mne-mcp-guard，到按分析大类组织、遵循”质询—分析—审查”流程的怀疑式技能，以及在隔离上下文中裁定统计与科学有效性的独立方法学审查代理 mne-methodology-critic——从而将执行层面的可靠性与科学层面的有效性分别保障。系统通过 59 个单元测试（覆盖率约 71%）、跨 Linux/macOS/Windows 与多 Python/NumPy 版本的持续集成，以及一例真实数据（PhysioNet eegbci）端到端验证完成质量保证，其中真实数据测试稳健复现了 Berger 效应（闭眼枕区 α 功率显著升高）。</w:t>
       </w:r>
     </w:p>
     <w:p>
@@ -7029,7 +7929,7 @@
           <w:rFonts w:ascii="Times New Roman" w:hAnsi="Times New Roman" w:cs="Times New Roman" w:eastAsia="SimSun"/>
           <w:sz w:val="24"/>
         </w:rPr>
-        <w:t xml:space="preserve">Google Cloud. (2025).</w:t>
+        <w:t xml:space="preserve">Donoghue, T., Haller, M., Peterson, E. J., Varma, P., Sebastian, P., Gao, R., Noto, T., Lara, A. H., Wallis, J. D., Knight, R. T., Shestyuk, A., &amp; Voytek, B. (2020). Parameterizing neural power spectra into periodic and aperiodic components.</w:t>
       </w:r>
       <w:r>
         <w:rPr>
@@ -7045,21 +7945,14 @@
           <w:iCs/>
           <w:sz w:val="24"/>
         </w:rPr>
-        <w:t xml:space="preserve">What is Model Context Protocol (MCP)?</w:t>
-      </w:r>
-      <w:r>
-        <w:rPr>
-          <w:rFonts w:ascii="Times New Roman" w:hAnsi="Times New Roman" w:cs="Times New Roman" w:eastAsia="SimSun"/>
-          <w:sz w:val="24"/>
-        </w:rPr>
-        <w:t xml:space="preserve"> </w:t>
-      </w:r>
-      <w:r>
-        <w:rPr>
-          <w:rFonts w:ascii="Times New Roman" w:hAnsi="Times New Roman" w:cs="Times New Roman" w:eastAsia="SimSun"/>
-          <w:sz w:val="24"/>
-        </w:rPr>
-        <w:t xml:space="preserve">Google Cloud Documentation. https://cloud.google.com/discover/what-is-model-context-protocol</w:t>
+        <w:t xml:space="preserve">Nature Neuroscience, 23</w:t>
+      </w:r>
+      <w:r>
+        <w:rPr>
+          <w:rFonts w:ascii="Times New Roman" w:hAnsi="Times New Roman" w:cs="Times New Roman" w:eastAsia="SimSun"/>
+          <w:sz w:val="24"/>
+        </w:rPr>
+        <w:t xml:space="preserve">(12), 1655–1665. https://doi.org/10.1038/s41593-020-00744-x</w:t>
       </w:r>
     </w:p>
     <w:p>
@@ -7074,7 +7967,7 @@
           <w:rFonts w:ascii="Times New Roman" w:hAnsi="Times New Roman" w:cs="Times New Roman" w:eastAsia="SimSun"/>
           <w:sz w:val="24"/>
         </w:rPr>
-        <w:t xml:space="preserve">Gramfort, A., Luessi, M., Larson, E., Engemann, D. A., Strohmeier, D., Brodbeck, C., Goj, R., Jas, M., Brooks, T., Parkkonen, L., &amp; Hämäläinen, M. (2013). MEG and EEG data analysis with MNE-Python.</w:t>
+        <w:t xml:space="preserve">Google Cloud. (2025).</w:t>
       </w:r>
       <w:r>
         <w:rPr>
@@ -7090,14 +7983,21 @@
           <w:iCs/>
           <w:sz w:val="24"/>
         </w:rPr>
-        <w:t xml:space="preserve">Frontiers in Neuroscience, 7</w:t>
-      </w:r>
-      <w:r>
-        <w:rPr>
-          <w:rFonts w:ascii="Times New Roman" w:hAnsi="Times New Roman" w:cs="Times New Roman" w:eastAsia="SimSun"/>
-          <w:sz w:val="24"/>
-        </w:rPr>
-        <w:t xml:space="preserve">, 267. https://doi.org/10.3389/fnins.2013.00267</w:t>
+        <w:t xml:space="preserve">What is Model Context Protocol (MCP)?</w:t>
+      </w:r>
+      <w:r>
+        <w:rPr>
+          <w:rFonts w:ascii="Times New Roman" w:hAnsi="Times New Roman" w:cs="Times New Roman" w:eastAsia="SimSun"/>
+          <w:sz w:val="24"/>
+        </w:rPr>
+        <w:t xml:space="preserve"> </w:t>
+      </w:r>
+      <w:r>
+        <w:rPr>
+          <w:rFonts w:ascii="Times New Roman" w:hAnsi="Times New Roman" w:cs="Times New Roman" w:eastAsia="SimSun"/>
+          <w:sz w:val="24"/>
+        </w:rPr>
+        <w:t xml:space="preserve">Google Cloud Documentation. https://cloud.google.com/discover/what-is-model-context-protocol</w:t>
       </w:r>
     </w:p>
     <w:p>
@@ -7112,7 +8012,7 @@
           <w:rFonts w:ascii="Times New Roman" w:hAnsi="Times New Roman" w:cs="Times New Roman" w:eastAsia="SimSun"/>
           <w:sz w:val="24"/>
         </w:rPr>
-        <w:t xml:space="preserve">Gramfort, A., Luessi, M., Larson, E., Engemann, D. A., Strohmeier, D., Brodbeck, C., Parkkonen, L., &amp; Hämäläinen, M. S. (2014). MNE software for processing MEG and EEG data.</w:t>
+        <w:t xml:space="preserve">Gramfort, A., Luessi, M., Larson, E., Engemann, D. A., Strohmeier, D., Brodbeck, C., Goj, R., Jas, M., Brooks, T., Parkkonen, L., &amp; Hämäläinen, M. (2013). MEG and EEG data analysis with MNE-Python.</w:t>
       </w:r>
       <w:r>
         <w:rPr>
@@ -7128,14 +8028,14 @@
           <w:iCs/>
           <w:sz w:val="24"/>
         </w:rPr>
-        <w:t xml:space="preserve">NeuroImage, 86</w:t>
-      </w:r>
-      <w:r>
-        <w:rPr>
-          <w:rFonts w:ascii="Times New Roman" w:hAnsi="Times New Roman" w:cs="Times New Roman" w:eastAsia="SimSun"/>
-          <w:sz w:val="24"/>
-        </w:rPr>
-        <w:t xml:space="preserve">, 446–460. https://doi.org/10.1016/j.neuroimage.2013.10.027</w:t>
+        <w:t xml:space="preserve">Frontiers in Neuroscience, 7</w:t>
+      </w:r>
+      <w:r>
+        <w:rPr>
+          <w:rFonts w:ascii="Times New Roman" w:hAnsi="Times New Roman" w:cs="Times New Roman" w:eastAsia="SimSun"/>
+          <w:sz w:val="24"/>
+        </w:rPr>
+        <w:t xml:space="preserve">, 267. https://doi.org/10.3389/fnins.2013.00267</w:t>
       </w:r>
     </w:p>
     <w:p>
@@ -7150,7 +8050,7 @@
           <w:rFonts w:ascii="Times New Roman" w:hAnsi="Times New Roman" w:cs="Times New Roman" w:eastAsia="SimSun"/>
           <w:sz w:val="24"/>
         </w:rPr>
-        <w:t xml:space="preserve">Harris, C. R., Millman, K. J., van der Walt, S. J., Gommers, R., Virtanen, P., Cournapeau, D., Wieser, E., Taylor, J., Berg, S., Smith, N. J., Kern, R., Picus, M., Hoyer, S., van Kerkwijk, M. H., Brett, M., Haldane, A., del Río, J. F., Wiebe, M., Peterson, P., … Oliphant, T. E. (2020). Array programming with NumPy.</w:t>
+        <w:t xml:space="preserve">Gramfort, A., Luessi, M., Larson, E., Engemann, D. A., Strohmeier, D., Brodbeck, C., Parkkonen, L., &amp; Hämäläinen, M. S. (2014). MNE software for processing MEG and EEG data.</w:t>
       </w:r>
       <w:r>
         <w:rPr>
@@ -7166,14 +8066,14 @@
           <w:iCs/>
           <w:sz w:val="24"/>
         </w:rPr>
-        <w:t xml:space="preserve">Nature, 585</w:t>
-      </w:r>
-      <w:r>
-        <w:rPr>
-          <w:rFonts w:ascii="Times New Roman" w:hAnsi="Times New Roman" w:cs="Times New Roman" w:eastAsia="SimSun"/>
-          <w:sz w:val="24"/>
-        </w:rPr>
-        <w:t xml:space="preserve">, 357–362. https://doi.org/10.1038/s41586-020-2649-2</w:t>
+        <w:t xml:space="preserve">NeuroImage, 86</w:t>
+      </w:r>
+      <w:r>
+        <w:rPr>
+          <w:rFonts w:ascii="Times New Roman" w:hAnsi="Times New Roman" w:cs="Times New Roman" w:eastAsia="SimSun"/>
+          <w:sz w:val="24"/>
+        </w:rPr>
+        <w:t xml:space="preserve">, 446–460. https://doi.org/10.1016/j.neuroimage.2013.10.027</w:t>
       </w:r>
     </w:p>
     <w:p>
@@ -7188,7 +8088,7 @@
           <w:rFonts w:ascii="Times New Roman" w:hAnsi="Times New Roman" w:cs="Times New Roman" w:eastAsia="SimSun"/>
           <w:sz w:val="24"/>
         </w:rPr>
-        <w:t xml:space="preserve">Hong, S., Lin, Y., Liu, B., Liu, B., Wu, B., Zhang, C., Wei, C., Li, D., Chen, J., Zhang, J., Wang, J., Zhang, L., Zhang, L., Yang, M., Zhuge, M., Guo, T., Zhou, T., Tao, W., Tang, X., … Wu, C. (2024).</w:t>
+        <w:t xml:space="preserve">Harris, C. R., Millman, K. J., van der Walt, S. J., Gommers, R., Virtanen, P., Cournapeau, D., Wieser, E., Taylor, J., Berg, S., Smith, N. J., Kern, R., Picus, M., Hoyer, S., van Kerkwijk, M. H., Brett, M., Haldane, A., del Río, J. F., Wiebe, M., Peterson, P., … Oliphant, T. E. (2020). Array programming with NumPy.</w:t>
       </w:r>
       <w:r>
         <w:rPr>
@@ -7204,21 +8104,14 @@
           <w:iCs/>
           <w:sz w:val="24"/>
         </w:rPr>
-        <w:t xml:space="preserve">Data Interpreter: An LLM agent for data science</w:t>
-      </w:r>
-      <w:r>
-        <w:rPr>
-          <w:rFonts w:ascii="Times New Roman" w:hAnsi="Times New Roman" w:cs="Times New Roman" w:eastAsia="SimSun"/>
-          <w:sz w:val="24"/>
-        </w:rPr>
-        <w:t xml:space="preserve"> </w:t>
-      </w:r>
-      <w:r>
-        <w:rPr>
-          <w:rFonts w:ascii="Times New Roman" w:hAnsi="Times New Roman" w:cs="Times New Roman" w:eastAsia="SimSun"/>
-          <w:sz w:val="24"/>
-        </w:rPr>
-        <w:t xml:space="preserve">(arXiv:2402.18679). arXiv. https://doi.org/10.48550/arXiv.2402.18679</w:t>
+        <w:t xml:space="preserve">Nature, 585</w:t>
+      </w:r>
+      <w:r>
+        <w:rPr>
+          <w:rFonts w:ascii="Times New Roman" w:hAnsi="Times New Roman" w:cs="Times New Roman" w:eastAsia="SimSun"/>
+          <w:sz w:val="24"/>
+        </w:rPr>
+        <w:t xml:space="preserve">, 357–362. https://doi.org/10.1038/s41586-020-2649-2</w:t>
       </w:r>
     </w:p>
     <w:p>
@@ -7233,7 +8126,7 @@
           <w:rFonts w:ascii="Times New Roman" w:hAnsi="Times New Roman" w:cs="Times New Roman" w:eastAsia="SimSun"/>
           <w:sz w:val="24"/>
         </w:rPr>
-        <w:t xml:space="preserve">Hunter, J. D. (2007). Matplotlib: A 2D graphics environment.</w:t>
+        <w:t xml:space="preserve">Hong, S., Lin, Y., Liu, B., Liu, B., Wu, B., Zhang, C., Wei, C., Li, D., Chen, J., Zhang, J., Wang, J., Zhang, L., Zhang, L., Yang, M., Zhuge, M., Guo, T., Zhou, T., Tao, W., Tang, X., … Wu, C. (2024).</w:t>
       </w:r>
       <w:r>
         <w:rPr>
@@ -7249,14 +8142,21 @@
           <w:iCs/>
           <w:sz w:val="24"/>
         </w:rPr>
-        <w:t xml:space="preserve">Computing in Science &amp; Engineering, 9</w:t>
-      </w:r>
-      <w:r>
-        <w:rPr>
-          <w:rFonts w:ascii="Times New Roman" w:hAnsi="Times New Roman" w:cs="Times New Roman" w:eastAsia="SimSun"/>
-          <w:sz w:val="24"/>
-        </w:rPr>
-        <w:t xml:space="preserve">(3), 90–95. https://doi.org/10.1109/MCSE.2007.55</w:t>
+        <w:t xml:space="preserve">Data Interpreter: An LLM agent for data science</w:t>
+      </w:r>
+      <w:r>
+        <w:rPr>
+          <w:rFonts w:ascii="Times New Roman" w:hAnsi="Times New Roman" w:cs="Times New Roman" w:eastAsia="SimSun"/>
+          <w:sz w:val="24"/>
+        </w:rPr>
+        <w:t xml:space="preserve"> </w:t>
+      </w:r>
+      <w:r>
+        <w:rPr>
+          <w:rFonts w:ascii="Times New Roman" w:hAnsi="Times New Roman" w:cs="Times New Roman" w:eastAsia="SimSun"/>
+          <w:sz w:val="24"/>
+        </w:rPr>
+        <w:t xml:space="preserve">(arXiv:2402.18679). arXiv. https://doi.org/10.48550/arXiv.2402.18679</w:t>
       </w:r>
     </w:p>
     <w:p>
@@ -7271,7 +8171,7 @@
           <w:rFonts w:ascii="Times New Roman" w:hAnsi="Times New Roman" w:cs="Times New Roman" w:eastAsia="SimSun"/>
           <w:sz w:val="24"/>
         </w:rPr>
-        <w:t xml:space="preserve">Jas, M., Engemann, D. A., Bekhti, Y., Raimondo, F., &amp; Gramfort, A. (2017). Autoreject: Automated artifact rejection for MEG and EEG data.</w:t>
+        <w:t xml:space="preserve">Hunter, J. D. (2007). Matplotlib: A 2D graphics environment.</w:t>
       </w:r>
       <w:r>
         <w:rPr>
@@ -7287,14 +8187,14 @@
           <w:iCs/>
           <w:sz w:val="24"/>
         </w:rPr>
-        <w:t xml:space="preserve">NeuroImage, 159</w:t>
-      </w:r>
-      <w:r>
-        <w:rPr>
-          <w:rFonts w:ascii="Times New Roman" w:hAnsi="Times New Roman" w:cs="Times New Roman" w:eastAsia="SimSun"/>
-          <w:sz w:val="24"/>
-        </w:rPr>
-        <w:t xml:space="preserve">, 417–429. https://doi.org/10.1016/j.neuroimage.2017.06.030</w:t>
+        <w:t xml:space="preserve">Computing in Science &amp; Engineering, 9</w:t>
+      </w:r>
+      <w:r>
+        <w:rPr>
+          <w:rFonts w:ascii="Times New Roman" w:hAnsi="Times New Roman" w:cs="Times New Roman" w:eastAsia="SimSun"/>
+          <w:sz w:val="24"/>
+        </w:rPr>
+        <w:t xml:space="preserve">(3), 90–95. https://doi.org/10.1109/MCSE.2007.55</w:t>
       </w:r>
     </w:p>
     <w:p>
@@ -7309,7 +8209,7 @@
           <w:rFonts w:ascii="Times New Roman" w:hAnsi="Times New Roman" w:cs="Times New Roman" w:eastAsia="SimSun"/>
           <w:sz w:val="24"/>
         </w:rPr>
-        <w:t xml:space="preserve">King, J.-R., &amp; Dehaene, S. (2014). Characterizing the dynamics of mental representations: The temporal-generalization method.</w:t>
+        <w:t xml:space="preserve">Jas, M., Engemann, D. A., Bekhti, Y., Raimondo, F., &amp; Gramfort, A. (2017). Autoreject: Automated artifact rejection for MEG and EEG data.</w:t>
       </w:r>
       <w:r>
         <w:rPr>
@@ -7325,6 +8225,44 @@
           <w:iCs/>
           <w:sz w:val="24"/>
         </w:rPr>
+        <w:t xml:space="preserve">NeuroImage, 159</w:t>
+      </w:r>
+      <w:r>
+        <w:rPr>
+          <w:rFonts w:ascii="Times New Roman" w:hAnsi="Times New Roman" w:cs="Times New Roman" w:eastAsia="SimSun"/>
+          <w:sz w:val="24"/>
+        </w:rPr>
+        <w:t xml:space="preserve">, 417–429. https://doi.org/10.1016/j.neuroimage.2017.06.030</w:t>
+      </w:r>
+    </w:p>
+    <w:p>
+      <w:pPr>
+        <w:pStyle w:val="BodyText"/>
+        <w:spacing w:line="360" w:lineRule="auto"/>
+        <w:ind w:left="601" w:hanging="601"/>
+        <w:jc w:val="left"/>
+      </w:pPr>
+      <w:r>
+        <w:rPr>
+          <w:rFonts w:ascii="Times New Roman" w:hAnsi="Times New Roman" w:cs="Times New Roman" w:eastAsia="SimSun"/>
+          <w:sz w:val="24"/>
+        </w:rPr>
+        <w:t xml:space="preserve">King, J.-R., &amp; Dehaene, S. (2014). Characterizing the dynamics of mental representations: The temporal-generalization method.</w:t>
+      </w:r>
+      <w:r>
+        <w:rPr>
+          <w:rFonts w:ascii="Times New Roman" w:hAnsi="Times New Roman" w:cs="Times New Roman" w:eastAsia="SimSun"/>
+          <w:sz w:val="24"/>
+        </w:rPr>
+        <w:t xml:space="preserve"> </w:t>
+      </w:r>
+      <w:r>
+        <w:rPr>
+          <w:rFonts w:ascii="Times New Roman" w:hAnsi="Times New Roman" w:cs="Times New Roman" w:eastAsia="SimSun"/>
+          <w:i/>
+          <w:iCs/>
+          <w:sz w:val="24"/>
+        </w:rPr>
         <w:t xml:space="preserve">Trends in Cognitive Sciences, 18</w:t>
       </w:r>
       <w:r>
@@ -7333,6 +8271,82 @@
           <w:sz w:val="24"/>
         </w:rPr>
         <w:t xml:space="preserve">(4), 203–210. https://doi.org/10.1016/j.tics.2014.01.002</w:t>
+      </w:r>
+    </w:p>
+    <w:p>
+      <w:pPr>
+        <w:pStyle w:val="BodyText"/>
+        <w:spacing w:line="360" w:lineRule="auto"/>
+        <w:ind w:left="601" w:hanging="601"/>
+        <w:jc w:val="left"/>
+      </w:pPr>
+      <w:r>
+        <w:rPr>
+          <w:rFonts w:ascii="Times New Roman" w:hAnsi="Times New Roman" w:cs="Times New Roman" w:eastAsia="SimSun"/>
+          <w:sz w:val="24"/>
+        </w:rPr>
+        <w:t xml:space="preserve">Kriegeskorte, N., Simmons, W. K., Bellgowan, P. S. F., &amp; Baker, C. I. (2009). Circular analysis in systems neuroscience: The dangers of double dipping.</w:t>
+      </w:r>
+      <w:r>
+        <w:rPr>
+          <w:rFonts w:ascii="Times New Roman" w:hAnsi="Times New Roman" w:cs="Times New Roman" w:eastAsia="SimSun"/>
+          <w:sz w:val="24"/>
+        </w:rPr>
+        <w:t xml:space="preserve"> </w:t>
+      </w:r>
+      <w:r>
+        <w:rPr>
+          <w:rFonts w:ascii="Times New Roman" w:hAnsi="Times New Roman" w:cs="Times New Roman" w:eastAsia="SimSun"/>
+          <w:i/>
+          <w:iCs/>
+          <w:sz w:val="24"/>
+        </w:rPr>
+        <w:t xml:space="preserve">Nature Neuroscience, 12</w:t>
+      </w:r>
+      <w:r>
+        <w:rPr>
+          <w:rFonts w:ascii="Times New Roman" w:hAnsi="Times New Roman" w:cs="Times New Roman" w:eastAsia="SimSun"/>
+          <w:sz w:val="24"/>
+        </w:rPr>
+        <w:t xml:space="preserve">(5), 535–540. https://doi.org/10.1038/nn.2303</w:t>
+      </w:r>
+    </w:p>
+    <w:p>
+      <w:pPr>
+        <w:pStyle w:val="BodyText"/>
+        <w:spacing w:line="360" w:lineRule="auto"/>
+        <w:ind w:left="601" w:hanging="601"/>
+        <w:jc w:val="left"/>
+      </w:pPr>
+      <w:r>
+        <w:rPr>
+          <w:rFonts w:ascii="Times New Roman" w:hAnsi="Times New Roman" w:cs="Times New Roman" w:eastAsia="SimSun"/>
+          <w:sz w:val="24"/>
+        </w:rPr>
+        <w:t xml:space="preserve">Lazic, S. E. (2010). The problem of pseudoreplication in neuroscientific studies: Is it affecting your analysis?</w:t>
+      </w:r>
+      <w:r>
+        <w:rPr>
+          <w:rFonts w:ascii="Times New Roman" w:hAnsi="Times New Roman" w:cs="Times New Roman" w:eastAsia="SimSun"/>
+          <w:sz w:val="24"/>
+        </w:rPr>
+        <w:t xml:space="preserve"> </w:t>
+      </w:r>
+      <w:r>
+        <w:rPr>
+          <w:rFonts w:ascii="Times New Roman" w:hAnsi="Times New Roman" w:cs="Times New Roman" w:eastAsia="SimSun"/>
+          <w:i/>
+          <w:iCs/>
+          <w:sz w:val="24"/>
+        </w:rPr>
+        <w:t xml:space="preserve">BMC Neuroscience, 11</w:t>
+      </w:r>
+      <w:r>
+        <w:rPr>
+          <w:rFonts w:ascii="Times New Roman" w:hAnsi="Times New Roman" w:cs="Times New Roman" w:eastAsia="SimSun"/>
+          <w:sz w:val="24"/>
+        </w:rPr>
+        <w:t xml:space="preserve">, 5. https://doi.org/10.1186/1471-2202-11-5</w:t>
       </w:r>
     </w:p>
     <w:p>

--- a/paper/MNE-MCP_论文_APA7.docx
+++ b/paper/MNE-MCP_论文_APA7.docx
@@ -604,7 +604,7 @@
     </w:p>
     <w:p>
       <w:pPr>
-        <w:pStyle w:val="CaptionedFigure"/>
+        <w:pStyle w:val="BodyText"/>
         <w:spacing w:line="360" w:lineRule="auto"/>
         <w:jc w:val="center"/>
       </w:pPr>
@@ -657,19 +657,6 @@
     </w:p>
     <w:p>
       <w:pPr>
-        <w:pStyle w:val="ImageCaption"/>
-        <w:spacing w:line="360" w:lineRule="auto"/>
-      </w:pPr>
-      <w:r>
-        <w:rPr>
-          <w:rFonts w:ascii="Times New Roman" w:hAnsi="Times New Roman" w:cs="Times New Roman" w:eastAsia="SimSun"/>
-          <w:sz w:val="24"/>
-        </w:rPr>
-        <w:t xml:space="preserve">MNE-MCP 系统架构与数据流示意图</w:t>
-      </w:r>
-    </w:p>
-    <w:p>
-      <w:pPr>
         <w:pStyle w:val="BodyText"/>
         <w:spacing w:line="360" w:lineRule="auto"/>
         <w:jc w:val="center"/>
@@ -800,7 +787,76 @@
           <w:rFonts w:ascii="Times New Roman" w:hAnsi="Times New Roman" w:cs="Times New Roman" w:eastAsia="SimSun"/>
           <w:sz w:val="24"/>
         </w:rPr>
-        <w:t xml:space="preserve">该图像，再据此决定后续参数。如此便把”看图—判断—调参”的人工循环转化为可由 AI 编排的对话流程。需要指出的是，AI 对图像的判读是辅助性的，其准确性依赖所用模型，研究者仍须确认（详见第 4 节局限分析）。</w:t>
+        <w:t xml:space="preserve">该图像，再据此决定后续参数。如此便把”看图—判断—调参”的人工循环转化为可由 AI 编排的对话流程（见图 2）。需要指出的是，AI 对图像的判读是辅助性的，其准确性依赖所用模型，研究者仍须确认（详见第 4 节局限分析）。</w:t>
+      </w:r>
+    </w:p>
+    <w:p>
+      <w:pPr>
+        <w:pStyle w:val="BodyText"/>
+        <w:spacing w:line="360" w:lineRule="auto"/>
+        <w:jc w:val="center"/>
+      </w:pPr>
+      <w:r>
+        <w:rPr>
+          <w:rFonts w:ascii="Times New Roman" w:hAnsi="Times New Roman" w:cs="Times New Roman" w:eastAsia="SimSun"/>
+          <w:sz w:val="24"/>
+        </w:rPr>
+        <w:drawing>
+          <wp:inline>
+            <wp:extent cx="5334000" cy="3058402"/>
+            <wp:effectExtent b="0" l="0" r="0" t="0"/>
+            <wp:docPr descr="" title="" id="25" name="Picture"/>
+            <a:graphic>
+              <a:graphicData uri="http://schemas.openxmlformats.org/drawingml/2006/picture">
+                <pic:pic>
+                  <pic:nvPicPr>
+                    <pic:cNvPr descr="media/figure2_loop.png" id="26" name="Picture"/>
+                    <pic:cNvPicPr>
+                      <a:picLocks noChangeArrowheads="1" noChangeAspect="1"/>
+                    </pic:cNvPicPr>
+                  </pic:nvPicPr>
+                  <pic:blipFill>
+                    <a:blip r:embed="rId24"/>
+                    <a:stretch>
+                      <a:fillRect/>
+                    </a:stretch>
+                  </pic:blipFill>
+                  <pic:spPr bwMode="auto">
+                    <a:xfrm>
+                      <a:off x="0" y="0"/>
+                      <a:ext cx="5334000" cy="3058402"/>
+                    </a:xfrm>
+                    <a:prstGeom prst="rect">
+                      <a:avLst/>
+                    </a:prstGeom>
+                    <a:noFill/>
+                    <a:ln w="9525">
+                      <a:noFill/>
+                      <a:headEnd/>
+                      <a:tailEnd/>
+                    </a:ln>
+                  </pic:spPr>
+                </pic:pic>
+              </a:graphicData>
+            </a:graphic>
+          </wp:inline>
+        </w:drawing>
+      </w:r>
+    </w:p>
+    <w:p>
+      <w:pPr>
+        <w:pStyle w:val="BodyText"/>
+        <w:spacing w:line="360" w:lineRule="auto"/>
+        <w:jc w:val="center"/>
+      </w:pPr>
+      <w:r>
+        <w:rPr>
+          <w:rFonts w:ascii="Times New Roman" w:hAnsi="Times New Roman" w:cs="Times New Roman" w:eastAsia="SimSun"/>
+          <w:b/>
+          <w:bCs/>
+          <w:sz w:val="24"/>
+        </w:rPr>
+        <w:t xml:space="preserve">图 2　常驻内存会话与”自动出图—AI 读图”闭环</w:t>
       </w:r>
     </w:p>
     <w:p>
@@ -3023,7 +3079,7 @@
           <w:rFonts w:ascii="Times New Roman" w:hAnsi="Times New Roman" w:cs="Times New Roman" w:eastAsia="SimSun"/>
           <w:sz w:val="24"/>
         </w:rPr>
-        <w:t xml:space="preserve">。系统为预处理、伪迹去除、ERP、频谱、时频、连接性、源定位、解码、统计与进阶方法各提供一个技能，共同覆盖 MNE 支持的主要分析门类（含使用相对较少的高级方法）。每个技能都遵循统一的”先质询—再分析—后审查”（grill → analyze → critic）三阶段流程：(1)</w:t>
+        <w:t xml:space="preserve">。系统为预处理、伪迹去除、ERP、频谱、时频、连接性、源定位、解码、统计与进阶方法各提供一个技能，共同覆盖 MNE 支持的主要分析门类（含使用相对较少的高级方法）。每个技能都遵循统一的”先质询—再分析—后审查”（grill → analyze → critic）三阶段流程（见图 3）：(1)</w:t>
       </w:r>
       <w:r>
         <w:rPr>
@@ -3258,6 +3314,75 @@
           <w:sz w:val="24"/>
         </w:rPr>
         <w:t xml:space="preserve">：REVISE 给出具体的修订建议，BLOCK 则标识会使结论失效的根本性缺陷。仅当结果通过审查后，写作技能 mne-writeup 才将其整理为规范的方法与结果文本，从源头上抑制把存疑分析”洗白”为权威结论的倾向。</w:t>
+      </w:r>
+    </w:p>
+    <w:p>
+      <w:pPr>
+        <w:pStyle w:val="BodyText"/>
+        <w:spacing w:line="360" w:lineRule="auto"/>
+        <w:jc w:val="center"/>
+      </w:pPr>
+      <w:r>
+        <w:rPr>
+          <w:rFonts w:ascii="Times New Roman" w:hAnsi="Times New Roman" w:cs="Times New Roman" w:eastAsia="SimSun"/>
+          <w:sz w:val="24"/>
+        </w:rPr>
+        <w:drawing>
+          <wp:inline>
+            <wp:extent cx="5334000" cy="3103482"/>
+            <wp:effectExtent b="0" l="0" r="0" t="0"/>
+            <wp:docPr descr="" title="" id="28" name="Picture"/>
+            <a:graphic>
+              <a:graphicData uri="http://schemas.openxmlformats.org/drawingml/2006/picture">
+                <pic:pic>
+                  <pic:nvPicPr>
+                    <pic:cNvPr descr="media/figure3_skills.png" id="29" name="Picture"/>
+                    <pic:cNvPicPr>
+                      <a:picLocks noChangeArrowheads="1" noChangeAspect="1"/>
+                    </pic:cNvPicPr>
+                  </pic:nvPicPr>
+                  <pic:blipFill>
+                    <a:blip r:embed="rId27"/>
+                    <a:stretch>
+                      <a:fillRect/>
+                    </a:stretch>
+                  </pic:blipFill>
+                  <pic:spPr bwMode="auto">
+                    <a:xfrm>
+                      <a:off x="0" y="0"/>
+                      <a:ext cx="5334000" cy="3103482"/>
+                    </a:xfrm>
+                    <a:prstGeom prst="rect">
+                      <a:avLst/>
+                    </a:prstGeom>
+                    <a:noFill/>
+                    <a:ln w="9525">
+                      <a:noFill/>
+                      <a:headEnd/>
+                      <a:tailEnd/>
+                    </a:ln>
+                  </pic:spPr>
+                </pic:pic>
+              </a:graphicData>
+            </a:graphic>
+          </wp:inline>
+        </w:drawing>
+      </w:r>
+    </w:p>
+    <w:p>
+      <w:pPr>
+        <w:pStyle w:val="BodyText"/>
+        <w:spacing w:line="360" w:lineRule="auto"/>
+        <w:jc w:val="center"/>
+      </w:pPr>
+      <w:r>
+        <w:rPr>
+          <w:rFonts w:ascii="Times New Roman" w:hAnsi="Times New Roman" w:cs="Times New Roman" w:eastAsia="SimSun"/>
+          <w:b/>
+          <w:bCs/>
+          <w:sz w:val="24"/>
+        </w:rPr>
+        <w:t xml:space="preserve">图 3　怀疑式分析技能的三阶段流程：质询 → 分析 → 审查（grill → analyze → critic）</w:t>
       </w:r>
     </w:p>
     <w:p>
@@ -3897,7 +4022,76 @@
           <w:rFonts w:ascii="Times New Roman" w:hAnsi="Times New Roman" w:cs="Times New Roman" w:eastAsia="SimSun"/>
           <w:sz w:val="24"/>
         </w:rPr>
-        <w:t xml:space="preserve">，本系统的结构化工具为薄封装，并未重新实现数值算法。因此，本文所称”可复现性”主要指工作流层面的可复现：每步返回的等效代码与按序号归档机制，使同一分析可被审计、复算与共享；而对特定数据集上已知结果的数值复现，仍取决于 MNE-Python 本身。作为真实数据层面的验证，持续集成中纳入了一例公开数据端到端测试：对 PhysioNet eegbci 数据集某被试的睁眼与闭眼静息记录，经标准预处理与逐段功率谱估计后，枕区 α（8–13 Hz）绝对功率在闭眼时显著高于睁眼（中位数约 33 倍），稳健复现了经典的 Berger 效应；该用例同时覆盖了真实 EDF 读取路径（此前仅合成数据未触及）。这表明系统不仅在合成数据上流程正确，也能在真实数据上给出与既有神经科学结论一致的结果——当然，该用例为单被试演示，群体层面的推断仍需多被试设计。</w:t>
+        <w:t xml:space="preserve">，本系统的结构化工具为薄封装，并未重新实现数值算法。因此，本文所称”可复现性”主要指工作流层面的可复现：每步返回的等效代码与按序号归档机制，使同一分析可被审计、复算与共享；而对特定数据集上已知结果的数值复现，仍取决于 MNE-Python 本身。作为真实数据层面的验证，持续集成中纳入了一例公开数据端到端测试：对 PhysioNet eegbci 数据集某被试的睁眼与闭眼静息记录，经标准预处理与逐段功率谱估计后，枕区 α（8–13 Hz）绝对功率在闭眼时显著高于睁眼（中位数约 33 倍），稳健复现了经典的 Berger 效应（见图 4）；该用例同时覆盖了真实 EDF 读取路径（此前仅合成数据未触及）。这表明系统不仅在合成数据上流程正确，也能在真实数据上给出与既有神经科学结论一致的结果——当然，该用例为单被试演示，群体层面的推断仍需多被试设计。</w:t>
+      </w:r>
+    </w:p>
+    <w:p>
+      <w:pPr>
+        <w:pStyle w:val="BodyText"/>
+        <w:spacing w:line="360" w:lineRule="auto"/>
+        <w:jc w:val="center"/>
+      </w:pPr>
+      <w:r>
+        <w:rPr>
+          <w:rFonts w:ascii="Times New Roman" w:hAnsi="Times New Roman" w:cs="Times New Roman" w:eastAsia="SimSun"/>
+          <w:sz w:val="24"/>
+        </w:rPr>
+        <w:drawing>
+          <wp:inline>
+            <wp:extent cx="5334000" cy="2180656"/>
+            <wp:effectExtent b="0" l="0" r="0" t="0"/>
+            <wp:docPr descr="" title="" id="31" name="Picture"/>
+            <a:graphic>
+              <a:graphicData uri="http://schemas.openxmlformats.org/drawingml/2006/picture">
+                <pic:pic>
+                  <pic:nvPicPr>
+                    <pic:cNvPr descr="media/figure4_berger.png" id="32" name="Picture"/>
+                    <pic:cNvPicPr>
+                      <a:picLocks noChangeArrowheads="1" noChangeAspect="1"/>
+                    </pic:cNvPicPr>
+                  </pic:nvPicPr>
+                  <pic:blipFill>
+                    <a:blip r:embed="rId30"/>
+                    <a:stretch>
+                      <a:fillRect/>
+                    </a:stretch>
+                  </pic:blipFill>
+                  <pic:spPr bwMode="auto">
+                    <a:xfrm>
+                      <a:off x="0" y="0"/>
+                      <a:ext cx="5334000" cy="2180656"/>
+                    </a:xfrm>
+                    <a:prstGeom prst="rect">
+                      <a:avLst/>
+                    </a:prstGeom>
+                    <a:noFill/>
+                    <a:ln w="9525">
+                      <a:noFill/>
+                      <a:headEnd/>
+                      <a:tailEnd/>
+                    </a:ln>
+                  </pic:spPr>
+                </pic:pic>
+              </a:graphicData>
+            </a:graphic>
+          </wp:inline>
+        </w:drawing>
+      </w:r>
+    </w:p>
+    <w:p>
+      <w:pPr>
+        <w:pStyle w:val="BodyText"/>
+        <w:spacing w:line="360" w:lineRule="auto"/>
+        <w:jc w:val="center"/>
+      </w:pPr>
+      <w:r>
+        <w:rPr>
+          <w:rFonts w:ascii="Times New Roman" w:hAnsi="Times New Roman" w:cs="Times New Roman" w:eastAsia="SimSun"/>
+          <w:b/>
+          <w:bCs/>
+          <w:sz w:val="24"/>
+        </w:rPr>
+        <w:t xml:space="preserve">图 4　真实数据（PhysioNet eegbci S001）上的 Berger 效应：(a) 枕区 O1/Oz/O2 平均功率谱在闭眼时于 α 频段（8–13 Hz）出现明显峰；(b) 逐段枕区 α 绝对功率闭眼显著高于睁眼（中位数约 33 倍）</w:t>
       </w:r>
     </w:p>
     <w:p>

--- a/paper/MNE-MCP_论文_APA7.docx
+++ b/paper/MNE-MCP_论文_APA7.docx
@@ -7850,7 +7850,7 @@
           <w:bCs/>
           <w:sz w:val="24"/>
         </w:rPr>
-        <w:t xml:space="preserve">4 结论</w:t>
+        <w:t xml:space="preserve">3.4 真实分析案例：运动想象 EEG 的端到端流程</w:t>
       </w:r>
     </w:p>
     <w:p>
@@ -7864,49 +7864,7 @@
           <w:rFonts w:ascii="Times New Roman" w:hAnsi="Times New Roman" w:cs="Times New Roman" w:eastAsia="SimSun"/>
           <w:sz w:val="24"/>
         </w:rPr>
-        <w:t xml:space="preserve">本文介绍了 MNE-MCP：一个基于模型上下文协议（MCP）的开源系统，将 MNE-Python 集成至 Claude Code 等 MCP 客户端，以支持自然语言驱动的神经电生理分析。针对该领域分析”有状态、强可视化”的本质，系统以常驻内存会话与”自动出图—AI 读图”闭环为核心设计，提供 38 个结构化工具（覆盖数据读取、预处理、ICA、事件分段、ERP/ERF、时频，以及源定位、连接性与解码等高级分析）与一个通用代码执行工具，并配以一套 14 个 Agent 技能——从提供标准流程与归档的 mne-analyst、做技术防错的 mne-mcp-guard，到按分析大类组织、遵循”质询—分析—审查”流程的怀疑式技能，以及在隔离上下文中裁定统计与科学有效性的独立方法学审查代理 mne-methodology-critic——从而将执行层面的可靠性与科学层面的有效性分别保障。系统通过 59 个单元测试（覆盖率约 71%）、跨 Linux/macOS/Windows 与多 Python/NumPy 版本的持续集成，以及一例真实数据（PhysioNet eegbci）端到端验证完成质量保证，其中真实数据测试稳健复现了 Berger 效应（闭眼枕区 α 功率显著升高）。</w:t>
-      </w:r>
-    </w:p>
-    <w:p>
-      <w:pPr>
-        <w:pStyle w:val="BodyText"/>
-        <w:spacing w:line="360" w:lineRule="auto"/>
-        <w:jc w:val="both"/>
-      </w:pPr>
-      <w:r>
-        <w:rPr>
-          <w:rFonts w:ascii="Times New Roman" w:hAnsi="Times New Roman" w:cs="Times New Roman" w:eastAsia="SimSun"/>
-          <w:sz w:val="24"/>
-        </w:rPr>
-        <w:t xml:space="preserve">MNE-MCP 的核心贡献在于实现并验证了一条契合神经电生理分析特点的工作流程：由 LLM 根据用户意图编排 MNE 流程、执行并回传结果与图像，再由 AI 读取图像作出解读与下一步建议；在此过程中，持久会话避免了大型对象的反复重载，</w:t>
-      </w:r>
-      <w:r>
-        <w:rPr>
-          <w:rFonts w:ascii="Times New Roman" w:hAnsi="Times New Roman" w:cs="Times New Roman" w:eastAsia="SimSun"/>
-          <w:sz w:val="24"/>
-        </w:rPr>
-        <w:t xml:space="preserve">“</w:t>
-      </w:r>
-      <w:r>
-        <w:rPr>
-          <w:rFonts w:ascii="Times New Roman" w:hAnsi="Times New Roman" w:cs="Times New Roman" w:eastAsia="SimSun"/>
-          <w:sz w:val="24"/>
-        </w:rPr>
-        <w:t xml:space="preserve">自动出图—AI 读图</w:t>
-      </w:r>
-      <w:r>
-        <w:rPr>
-          <w:rFonts w:ascii="Times New Roman" w:hAnsi="Times New Roman" w:cs="Times New Roman" w:eastAsia="SimSun"/>
-          <w:sz w:val="24"/>
-        </w:rPr>
-        <w:t xml:space="preserve">”</w:t>
-      </w:r>
-      <w:r>
-        <w:rPr>
-          <w:rFonts w:ascii="Times New Roman" w:hAnsi="Times New Roman" w:cs="Times New Roman" w:eastAsia="SimSun"/>
-          <w:sz w:val="24"/>
-        </w:rPr>
-        <w:t xml:space="preserve">闭环弥补了一次性代码执行范式难以”看见”中间图像的不足，每步返回的等效代码与归档机制则保障了工作流的复算与共享。与以 Python/R 代码生成为主的通用 LLM 数据分析方案相比，该实现路径更契合以图形交互为核心的神经科学分析场景。</w:t>
+        <w:t xml:space="preserve">为在真实数据上完整展示系统能力，本节给出一个经 MNE-MCP 以自然语言逐步驱动、并由 mne-analyst 技能自动归档的端到端案例。数据取自公开的 PhysioNet EEG Motor Movement/Imagery 数据集（EEGBCI，由 BCI2000 系统采集；Schalk et al., 2004; Goldberger et al., 2000），被试 S001 的 runs 4、8、12，任务为想象左手与右手握拳（64 导联，160 Hz，三段拼接约 375 s）。整个分析——从加载、预处理、ICA、分段、叠加平均，到 Morlet 时频分析与基于共空间模式的解码——均通过对话完成；全部图像、可一键复现的等效脚本（pipeline.py）、预处理后的 FIF 对象与一份研究报告被按序号归档至工作目录的 mne_result/，从而把第 2.3 节所述的”等效代码 + 归档”可复现机制落到了一次具体的真实分析上（见图 5）。</w:t>
       </w:r>
     </w:p>
     <w:p>
@@ -7922,7 +7880,7 @@
           <w:bCs/>
           <w:sz w:val="24"/>
         </w:rPr>
-        <w:t xml:space="preserve">局限与风险。</w:t>
+        <w:t xml:space="preserve">预处理与质量检查（图 5a–c）。</w:t>
       </w:r>
       <w:r>
         <w:rPr>
@@ -7936,35 +7894,7 @@
           <w:rFonts w:ascii="Times New Roman" w:hAnsi="Times New Roman" w:cs="Times New Roman" w:eastAsia="SimSun"/>
           <w:sz w:val="24"/>
         </w:rPr>
-        <w:t xml:space="preserve">本研究尚存若干局限，使用时需加注意。第一，系统的结构化工具多为对 MNE-Python 既有调用的薄封装，其贡献不在于提供新的分析能力，而在于提供一种契合神经电生理工作特点的交互方式。第二，</w:t>
-      </w:r>
-      <w:r>
-        <w:rPr>
-          <w:rFonts w:ascii="Times New Roman" w:hAnsi="Times New Roman" w:cs="Times New Roman" w:eastAsia="SimSun"/>
-          <w:sz w:val="24"/>
-        </w:rPr>
-        <w:t xml:space="preserve">“</w:t>
-      </w:r>
-      <w:r>
-        <w:rPr>
-          <w:rFonts w:ascii="Times New Roman" w:hAnsi="Times New Roman" w:cs="Times New Roman" w:eastAsia="SimSun"/>
-          <w:sz w:val="24"/>
-        </w:rPr>
-        <w:t xml:space="preserve">自动出图—AI 读图</w:t>
-      </w:r>
-      <w:r>
-        <w:rPr>
-          <w:rFonts w:ascii="Times New Roman" w:hAnsi="Times New Roman" w:cs="Times New Roman" w:eastAsia="SimSun"/>
-          <w:sz w:val="24"/>
-        </w:rPr>
-        <w:t xml:space="preserve">”</w:t>
-      </w:r>
-      <w:r>
-        <w:rPr>
-          <w:rFonts w:ascii="Times New Roman" w:hAnsi="Times New Roman" w:cs="Times New Roman" w:eastAsia="SimSun"/>
-          <w:sz w:val="24"/>
-        </w:rPr>
-        <w:t xml:space="preserve">闭环的解读准确性取决于所用大语言模型，本文尚未对其图像判读（如 ICA 伪迹成分识别、坏导判断）的准确率进行系统评估；相关判断应被视为辅助性启发，须由研究者确认，本系统的端到端验证证明的是流程的功能正确性与集成，而非 AI 视觉判断的科学准确性。第三，将”看图—判断—调参”自动化存在自动化偏误（automation bias）风险：模型以自信措辞给出的成分剔除、试次剔除或参数选择，可能在缺乏审查时将存疑的分析自由度”洗白”为看似权威的结论，因此人在回路（human-in-the-loop）不可或缺。为缓解这一风险，系统引入了独立的方法学审查子代理（mne-methodology-critic），在结果被采纳前对其方法有效性作出裁定；但它是辅助而非替代，最终判断仍须由研究者作出。第四，各统计量的数值精度继承自 MNE-Python 而非由本系统重新实现；真实数据验证目前为持续集成内单被试的 Berger 效应复现，群体层面与跨数据集的系统评估仍待扩展。第五，基于模板头（fsaverage）的 EEG 源定位仅为近似，定量结论需个体 MRI 与数字化电极坐标支持。第六，相较于确定性的手写代码，经由大语言模型的编排存在非确定性，并带来调用成本与延迟。</w:t>
+        <w:t xml:space="preserve">原始功率谱呈典型 1/f 衰减，可见约 10 Hz 的 mu 节律隆起与一个清晰的 60 Hz 工频尖峰——值得注意的是，该数据于美国采集、市电为 60 Hz，与系统配置的默认 50 Hz 不同，需由研究者在对话中据实指明（这亦说明可配置默认值与人对前提的确认缺一不可）；经 1–40 Hz 带通、60 Hz 陷波与平均参考后，工频峰消失（图 5b）。在 1 Hz 高通数据上拟合的 ICA 将 IC0 识别为典型的额部眨眼成分并予以剔除（图 5c）。</w:t>
       </w:r>
     </w:p>
     <w:p>
@@ -7976,9 +7906,207 @@
       <w:r>
         <w:rPr>
           <w:rFonts w:ascii="Times New Roman" w:hAnsi="Times New Roman" w:cs="Times New Roman" w:eastAsia="SimSun"/>
-          <w:sz w:val="24"/>
-        </w:rPr>
-        <w:t xml:space="preserve">未来工作可在以下方向继续推进：在公开真实数据集上对工具链与 AI 图像判读准确性进行系统评估；将 BIDS 读写(Pernet et al., 2019)与 mne.Report 报告生成进一步一键化；引入对话内可写配置工具；以及通过持续集成自动运行测试。随着 MCP 生态的成长与 LLM 能力的提升，专业科学软件与 AI 助手的深度集成潜力日益凸显。MNE-MCP 作为这一方向的早期实践，希望能为神经科学及相关领域的研究效率提升提供有价值的参考，并为更广泛的科学软件 MCP 集成提供可借鉴的架构经验。</w:t>
+          <w:b/>
+          <w:bCs/>
+          <w:sz w:val="24"/>
+        </w:rPr>
+        <w:t xml:space="preserve">时域与频域（图 5d–e、图 6）。</w:t>
+      </w:r>
+      <w:r>
+        <w:rPr>
+          <w:rFonts w:ascii="Times New Roman" w:hAnsi="Times New Roman" w:cs="Times New Roman" w:eastAsia="SimSun"/>
+          <w:sz w:val="24"/>
+        </w:rPr>
+        <w:t xml:space="preserve"> </w:t>
+      </w:r>
+      <w:r>
+        <w:rPr>
+          <w:rFonts w:ascii="Times New Roman" w:hAnsi="Times New Roman" w:cs="Times New Roman" w:eastAsia="SimSun"/>
+          <w:sz w:val="24"/>
+        </w:rPr>
+        <w:t xml:space="preserve">围绕事件以 −1–3 s 分段、按 300 µV 峰峰值阈剔除后保留 40/45 个试次（左 21、右 19）。叠加平均仅显示一个线索诱发的瞬态响应（约 0.29 s 达峰、额-中央分布），随后即回到基线（图 5d–e）——运动想象的持续特征并不显现于时域。转入时频分析后则可见教科书式的标志（图 6）：经基线 logratio 校正的 C3/C4 时频谱呈现贯穿整个想象期的 mu（~10–14 Hz）与 beta（~18–26 Hz）功率抑制，即事件相关去同步（ERD；Pfurtscheller &amp; Lopes da Silva, 1999），并呈对侧倾向（想象右手时左半球 C3 的抑制更强）。这一时域/频域对比直观说明了为何运动想象脑机接口普遍以 mu/beta 功率而非 ERP 幅值为特征。</w:t>
+      </w:r>
+    </w:p>
+    <w:p>
+      <w:pPr>
+        <w:pStyle w:val="BodyText"/>
+        <w:spacing w:line="360" w:lineRule="auto"/>
+        <w:jc w:val="both"/>
+      </w:pPr>
+      <w:r>
+        <w:rPr>
+          <w:rFonts w:ascii="Times New Roman" w:hAnsi="Times New Roman" w:cs="Times New Roman" w:eastAsia="SimSun"/>
+          <w:b/>
+          <w:bCs/>
+          <w:sz w:val="24"/>
+        </w:rPr>
+        <w:t xml:space="preserve">解码与诚实的边界（图 5f）。</w:t>
+      </w:r>
+      <w:r>
+        <w:rPr>
+          <w:rFonts w:ascii="Times New Roman" w:hAnsi="Times New Roman" w:cs="Times New Roman" w:eastAsia="SimSun"/>
+          <w:sz w:val="24"/>
+        </w:rPr>
+        <w:t xml:space="preserve"> </w:t>
+      </w:r>
+      <w:r>
+        <w:rPr>
+          <w:rFonts w:ascii="Times New Roman" w:hAnsi="Times New Roman" w:cs="Times New Roman" w:eastAsia="SimSun"/>
+          <w:sz w:val="24"/>
+        </w:rPr>
+        <w:t xml:space="preserve">将数据带通至 7–30 Hz、截取持续想象期 0.5–2.5 s 后，以共空间模式（CSP；Ramoser et al., 2000）提取空间特征、再以线性判别分类，20 折交叉验证的左右手二分类准确率为 61.9% ± 19.6%（随机水平 52.5%）；CSP 空间模式聚焦于双侧感觉运动区（图 5f），提示判别信息源自真实的运动皮层信号而非伪迹。需要强调的是，该准确率虽在数值上高于随机，但标准差很大——这源于单被试、仅 40 个试次且未做被试特异的频段/时窗优化，因此只能作为方法学演示而非确证性结论。这恰是第 2.4 节方法学审查代理所要把关的情形：单被试的交叉验证波动不足以支撑群体层面的推断，后者尚需多被试设计与基于置换的时频-空间显著性检验。</w:t>
+      </w:r>
+    </w:p>
+    <w:p>
+      <w:pPr>
+        <w:pStyle w:val="BodyText"/>
+        <w:spacing w:line="360" w:lineRule="auto"/>
+        <w:jc w:val="both"/>
+      </w:pPr>
+      <w:r>
+        <w:rPr>
+          <w:rFonts w:ascii="Times New Roman" w:hAnsi="Times New Roman" w:cs="Times New Roman" w:eastAsia="SimSun"/>
+          <w:sz w:val="24"/>
+        </w:rPr>
+        <w:t xml:space="preserve">与第 2.6 节最小化的 Berger 效应验证相比，本案例展示的是一条覆盖高级工具（时频、CSP 解码）的完整真实工作流：系统不仅能跑通流程、复现公认的电生理标志，更能把整套分析连同可复现脚本与图像自洽地归档，便于审计与复用——同时也以诚实的不确定性表述守住了演示与确证之间的边界。</w:t>
+      </w:r>
+    </w:p>
+    <w:p>
+      <w:pPr>
+        <w:pStyle w:val="BodyText"/>
+        <w:spacing w:line="360" w:lineRule="auto"/>
+        <w:jc w:val="center"/>
+      </w:pPr>
+      <w:r>
+        <w:rPr>
+          <w:rFonts w:ascii="Times New Roman" w:hAnsi="Times New Roman" w:cs="Times New Roman" w:eastAsia="SimSun"/>
+          <w:sz w:val="24"/>
+        </w:rPr>
+        <w:drawing>
+          <wp:inline>
+            <wp:extent cx="5334000" cy="3252181"/>
+            <wp:effectExtent b="0" l="0" r="0" t="0"/>
+            <wp:docPr descr="" title="" id="34" name="Picture"/>
+            <a:graphic>
+              <a:graphicData uri="http://schemas.openxmlformats.org/drawingml/2006/picture">
+                <pic:pic>
+                  <pic:nvPicPr>
+                    <pic:cNvPr descr="media/figure5_casestudy.png" id="35" name="Picture"/>
+                    <pic:cNvPicPr>
+                      <a:picLocks noChangeArrowheads="1" noChangeAspect="1"/>
+                    </pic:cNvPicPr>
+                  </pic:nvPicPr>
+                  <pic:blipFill>
+                    <a:blip r:embed="rId33"/>
+                    <a:stretch>
+                      <a:fillRect/>
+                    </a:stretch>
+                  </pic:blipFill>
+                  <pic:spPr bwMode="auto">
+                    <a:xfrm>
+                      <a:off x="0" y="0"/>
+                      <a:ext cx="5334000" cy="3252181"/>
+                    </a:xfrm>
+                    <a:prstGeom prst="rect">
+                      <a:avLst/>
+                    </a:prstGeom>
+                    <a:noFill/>
+                    <a:ln w="9525">
+                      <a:noFill/>
+                      <a:headEnd/>
+                      <a:tailEnd/>
+                    </a:ln>
+                  </pic:spPr>
+                </pic:pic>
+              </a:graphicData>
+            </a:graphic>
+          </wp:inline>
+        </w:drawing>
+      </w:r>
+    </w:p>
+    <w:p>
+      <w:pPr>
+        <w:pStyle w:val="BodyText"/>
+        <w:spacing w:line="360" w:lineRule="auto"/>
+        <w:jc w:val="center"/>
+      </w:pPr>
+      <w:r>
+        <w:rPr>
+          <w:rFonts w:ascii="Times New Roman" w:hAnsi="Times New Roman" w:cs="Times New Roman" w:eastAsia="SimSun"/>
+          <w:b/>
+          <w:bCs/>
+          <w:sz w:val="24"/>
+        </w:rPr>
+        <w:t xml:space="preserve">图 5　运动想象 EEG 案例（PhysioNet eegbci S001，左/右手想象）经 MNE-MCP 的端到端产物：(a) 原始 PSD（含 60 Hz 工频峰）；(b) 滤波+陷波+平均参考后；(c) ICA 成分（IC0 眨眼，已剔除）；(d) 左手想象诱发响应（joint）；(e) C3 单试次 ERP 图像；(f) CSP 空间模式</w:t>
+      </w:r>
+    </w:p>
+    <w:p>
+      <w:pPr>
+        <w:pStyle w:val="BodyText"/>
+        <w:spacing w:line="360" w:lineRule="auto"/>
+        <w:jc w:val="center"/>
+      </w:pPr>
+      <w:r>
+        <w:rPr>
+          <w:rFonts w:ascii="Times New Roman" w:hAnsi="Times New Roman" w:cs="Times New Roman" w:eastAsia="SimSun"/>
+          <w:sz w:val="24"/>
+        </w:rPr>
+        <w:drawing>
+          <wp:inline>
+            <wp:extent cx="5334000" cy="3501709"/>
+            <wp:effectExtent b="0" l="0" r="0" t="0"/>
+            <wp:docPr descr="" title="" id="37" name="Picture"/>
+            <a:graphic>
+              <a:graphicData uri="http://schemas.openxmlformats.org/drawingml/2006/picture">
+                <pic:pic>
+                  <pic:nvPicPr>
+                    <pic:cNvPr descr="media/casestudy/12_tfr_ERD_C3_C4.png" id="38" name="Picture"/>
+                    <pic:cNvPicPr>
+                      <a:picLocks noChangeArrowheads="1" noChangeAspect="1"/>
+                    </pic:cNvPicPr>
+                  </pic:nvPicPr>
+                  <pic:blipFill>
+                    <a:blip r:embed="rId36"/>
+                    <a:stretch>
+                      <a:fillRect/>
+                    </a:stretch>
+                  </pic:blipFill>
+                  <pic:spPr bwMode="auto">
+                    <a:xfrm>
+                      <a:off x="0" y="0"/>
+                      <a:ext cx="5334000" cy="3501709"/>
+                    </a:xfrm>
+                    <a:prstGeom prst="rect">
+                      <a:avLst/>
+                    </a:prstGeom>
+                    <a:noFill/>
+                    <a:ln w="9525">
+                      <a:noFill/>
+                      <a:headEnd/>
+                      <a:tailEnd/>
+                    </a:ln>
+                  </pic:spPr>
+                </pic:pic>
+              </a:graphicData>
+            </a:graphic>
+          </wp:inline>
+        </w:drawing>
+      </w:r>
+    </w:p>
+    <w:p>
+      <w:pPr>
+        <w:pStyle w:val="BodyText"/>
+        <w:spacing w:line="360" w:lineRule="auto"/>
+        <w:jc w:val="center"/>
+      </w:pPr>
+      <w:r>
+        <w:rPr>
+          <w:rFonts w:ascii="Times New Roman" w:hAnsi="Times New Roman" w:cs="Times New Roman" w:eastAsia="SimSun"/>
+          <w:b/>
+          <w:bCs/>
+          <w:sz w:val="24"/>
+        </w:rPr>
+        <w:t xml:space="preserve">图 6　案例关键结果：基线校正（logratio）后 C3、C4 在左/右手想象下的 Morlet 时频谱。蓝色为功率抑制（ERD）；可见贯穿想象期的 mu/beta ERD 与对侧倾向，而这一持续特征在时域叠加平均（图 5d）中并不显现</w:t>
       </w:r>
     </w:p>
     <w:p>
@@ -7994,6 +8122,150 @@
           <w:bCs/>
           <w:sz w:val="24"/>
         </w:rPr>
+        <w:t xml:space="preserve">4 结论</w:t>
+      </w:r>
+    </w:p>
+    <w:p>
+      <w:pPr>
+        <w:pStyle w:val="BodyText"/>
+        <w:spacing w:line="360" w:lineRule="auto"/>
+        <w:jc w:val="both"/>
+      </w:pPr>
+      <w:r>
+        <w:rPr>
+          <w:rFonts w:ascii="Times New Roman" w:hAnsi="Times New Roman" w:cs="Times New Roman" w:eastAsia="SimSun"/>
+          <w:sz w:val="24"/>
+        </w:rPr>
+        <w:t xml:space="preserve">本文介绍了 MNE-MCP：一个基于模型上下文协议（MCP）的开源系统，将 MNE-Python 集成至 Claude Code 等 MCP 客户端，以支持自然语言驱动的神经电生理分析。针对该领域分析”有状态、强可视化”的本质，系统以常驻内存会话与”自动出图—AI 读图”闭环为核心设计，提供 38 个结构化工具（覆盖数据读取、预处理、ICA、事件分段、ERP/ERF、时频，以及源定位、连接性与解码等高级分析）与一个通用代码执行工具，并配以一套 14 个 Agent 技能——从提供标准流程与归档的 mne-analyst、做技术防错的 mne-mcp-guard，到按分析大类组织、遵循”质询—分析—审查”流程的怀疑式技能，以及在隔离上下文中裁定统计与科学有效性的独立方法学审查代理 mne-methodology-critic——从而将执行层面的可靠性与科学层面的有效性分别保障。系统通过 59 个单元测试（覆盖率约 71%）、跨 Linux/macOS/Windows 与多 Python/NumPy 版本的持续集成，以及一例真实数据（PhysioNet eegbci）端到端验证完成质量保证，其中真实数据测试稳健复现了 Berger 效应（闭眼枕区 α 功率显著升高）。此外，一例真实运动想象分析（同为 PhysioNet eegbci 数据）端到端演示了涵盖 Morlet 时频（对侧 mu/beta ERD）与 CSP 解码的完整工作流，并自洽归档了可一键复现的脚本与图像，同时以诚实的不确定性表述界定了其单被试演示的边界（见 3.4 节）。</w:t>
+      </w:r>
+    </w:p>
+    <w:p>
+      <w:pPr>
+        <w:pStyle w:val="BodyText"/>
+        <w:spacing w:line="360" w:lineRule="auto"/>
+        <w:jc w:val="both"/>
+      </w:pPr>
+      <w:r>
+        <w:rPr>
+          <w:rFonts w:ascii="Times New Roman" w:hAnsi="Times New Roman" w:cs="Times New Roman" w:eastAsia="SimSun"/>
+          <w:sz w:val="24"/>
+        </w:rPr>
+        <w:t xml:space="preserve">MNE-MCP 的核心贡献在于实现并验证了一条契合神经电生理分析特点的工作流程：由 LLM 根据用户意图编排 MNE 流程、执行并回传结果与图像，再由 AI 读取图像作出解读与下一步建议；在此过程中，持久会话避免了大型对象的反复重载，</w:t>
+      </w:r>
+      <w:r>
+        <w:rPr>
+          <w:rFonts w:ascii="Times New Roman" w:hAnsi="Times New Roman" w:cs="Times New Roman" w:eastAsia="SimSun"/>
+          <w:sz w:val="24"/>
+        </w:rPr>
+        <w:t xml:space="preserve">“</w:t>
+      </w:r>
+      <w:r>
+        <w:rPr>
+          <w:rFonts w:ascii="Times New Roman" w:hAnsi="Times New Roman" w:cs="Times New Roman" w:eastAsia="SimSun"/>
+          <w:sz w:val="24"/>
+        </w:rPr>
+        <w:t xml:space="preserve">自动出图—AI 读图</w:t>
+      </w:r>
+      <w:r>
+        <w:rPr>
+          <w:rFonts w:ascii="Times New Roman" w:hAnsi="Times New Roman" w:cs="Times New Roman" w:eastAsia="SimSun"/>
+          <w:sz w:val="24"/>
+        </w:rPr>
+        <w:t xml:space="preserve">”</w:t>
+      </w:r>
+      <w:r>
+        <w:rPr>
+          <w:rFonts w:ascii="Times New Roman" w:hAnsi="Times New Roman" w:cs="Times New Roman" w:eastAsia="SimSun"/>
+          <w:sz w:val="24"/>
+        </w:rPr>
+        <w:t xml:space="preserve">闭环弥补了一次性代码执行范式难以”看见”中间图像的不足，每步返回的等效代码与归档机制则保障了工作流的复算与共享。与以 Python/R 代码生成为主的通用 LLM 数据分析方案相比，该实现路径更契合以图形交互为核心的神经科学分析场景。</w:t>
+      </w:r>
+    </w:p>
+    <w:p>
+      <w:pPr>
+        <w:pStyle w:val="BodyText"/>
+        <w:spacing w:line="360" w:lineRule="auto"/>
+        <w:jc w:val="both"/>
+      </w:pPr>
+      <w:r>
+        <w:rPr>
+          <w:rFonts w:ascii="Times New Roman" w:hAnsi="Times New Roman" w:cs="Times New Roman" w:eastAsia="SimSun"/>
+          <w:b/>
+          <w:bCs/>
+          <w:sz w:val="24"/>
+        </w:rPr>
+        <w:t xml:space="preserve">局限与风险。</w:t>
+      </w:r>
+      <w:r>
+        <w:rPr>
+          <w:rFonts w:ascii="Times New Roman" w:hAnsi="Times New Roman" w:cs="Times New Roman" w:eastAsia="SimSun"/>
+          <w:sz w:val="24"/>
+        </w:rPr>
+        <w:t xml:space="preserve"> </w:t>
+      </w:r>
+      <w:r>
+        <w:rPr>
+          <w:rFonts w:ascii="Times New Roman" w:hAnsi="Times New Roman" w:cs="Times New Roman" w:eastAsia="SimSun"/>
+          <w:sz w:val="24"/>
+        </w:rPr>
+        <w:t xml:space="preserve">本研究尚存若干局限，使用时需加注意。第一，系统的结构化工具多为对 MNE-Python 既有调用的薄封装，其贡献不在于提供新的分析能力，而在于提供一种契合神经电生理工作特点的交互方式。第二，</w:t>
+      </w:r>
+      <w:r>
+        <w:rPr>
+          <w:rFonts w:ascii="Times New Roman" w:hAnsi="Times New Roman" w:cs="Times New Roman" w:eastAsia="SimSun"/>
+          <w:sz w:val="24"/>
+        </w:rPr>
+        <w:t xml:space="preserve">“</w:t>
+      </w:r>
+      <w:r>
+        <w:rPr>
+          <w:rFonts w:ascii="Times New Roman" w:hAnsi="Times New Roman" w:cs="Times New Roman" w:eastAsia="SimSun"/>
+          <w:sz w:val="24"/>
+        </w:rPr>
+        <w:t xml:space="preserve">自动出图—AI 读图</w:t>
+      </w:r>
+      <w:r>
+        <w:rPr>
+          <w:rFonts w:ascii="Times New Roman" w:hAnsi="Times New Roman" w:cs="Times New Roman" w:eastAsia="SimSun"/>
+          <w:sz w:val="24"/>
+        </w:rPr>
+        <w:t xml:space="preserve">”</w:t>
+      </w:r>
+      <w:r>
+        <w:rPr>
+          <w:rFonts w:ascii="Times New Roman" w:hAnsi="Times New Roman" w:cs="Times New Roman" w:eastAsia="SimSun"/>
+          <w:sz w:val="24"/>
+        </w:rPr>
+        <w:t xml:space="preserve">闭环的解读准确性取决于所用大语言模型，本文尚未对其图像判读（如 ICA 伪迹成分识别、坏导判断）的准确率进行系统评估；相关判断应被视为辅助性启发，须由研究者确认，本系统的端到端验证证明的是流程的功能正确性与集成，而非 AI 视觉判断的科学准确性。第三，将”看图—判断—调参”自动化存在自动化偏误（automation bias）风险：模型以自信措辞给出的成分剔除、试次剔除或参数选择，可能在缺乏审查时将存疑的分析自由度”洗白”为看似权威的结论，因此人在回路（human-in-the-loop）不可或缺。为缓解这一风险，系统引入了独立的方法学审查子代理（mne-methodology-critic），在结果被采纳前对其方法有效性作出裁定；但它是辅助而非替代，最终判断仍须由研究者作出。第四，各统计量的数值精度继承自 MNE-Python 而非由本系统重新实现；真实数据验证目前为持续集成内单被试的 Berger 效应复现，群体层面与跨数据集的系统评估仍待扩展。第五，基于模板头（fsaverage）的 EEG 源定位仅为近似，定量结论需个体 MRI 与数字化电极坐标支持。第六，相较于确定性的手写代码，经由大语言模型的编排存在非确定性，并带来调用成本与延迟。</w:t>
+      </w:r>
+    </w:p>
+    <w:p>
+      <w:pPr>
+        <w:pStyle w:val="BodyText"/>
+        <w:spacing w:line="360" w:lineRule="auto"/>
+        <w:jc w:val="both"/>
+      </w:pPr>
+      <w:r>
+        <w:rPr>
+          <w:rFonts w:ascii="Times New Roman" w:hAnsi="Times New Roman" w:cs="Times New Roman" w:eastAsia="SimSun"/>
+          <w:sz w:val="24"/>
+        </w:rPr>
+        <w:t xml:space="preserve">未来工作可在以下方向继续推进：在公开真实数据集上对工具链与 AI 图像判读准确性进行系统评估；将 BIDS 读写(Pernet et al., 2019)与 mne.Report 报告生成进一步一键化；引入对话内可写配置工具；以及通过持续集成自动运行测试。随着 MCP 生态的成长与 LLM 能力的提升，专业科学软件与 AI 助手的深度集成潜力日益凸显。MNE-MCP 作为这一方向的早期实践，希望能为神经科学及相关领域的研究效率提升提供有价值的参考，并为更广泛的科学软件 MCP 集成提供可借鉴的架构经验。</w:t>
+      </w:r>
+    </w:p>
+    <w:p>
+      <w:pPr>
+        <w:pStyle w:val="BodyText"/>
+        <w:spacing w:line="360" w:lineRule="auto" w:before="160" w:after="80"/>
+        <w:jc w:val="left"/>
+      </w:pPr>
+      <w:r>
+        <w:rPr>
+          <w:rFonts w:ascii="Times New Roman" w:hAnsi="Times New Roman" w:cs="Times New Roman" w:eastAsia="SimSun"/>
+          <w:b/>
+          <w:bCs/>
+          <w:sz w:val="24"/>
+        </w:rPr>
         <w:t xml:space="preserve">参考文献</w:t>
       </w:r>
     </w:p>
@@ -8161,7 +8433,7 @@
           <w:rFonts w:ascii="Times New Roman" w:hAnsi="Times New Roman" w:cs="Times New Roman" w:eastAsia="SimSun"/>
           <w:sz w:val="24"/>
         </w:rPr>
-        <w:t xml:space="preserve">Google Cloud. (2025).</w:t>
+        <w:t xml:space="preserve">Goldberger, A. L., Amaral, L. A. N., Glass, L., Hausdorff, J. M., Ivanov, P. C., Mark, R. G., Mietus, J. E., Moody, G. B., Peng, C.-K., &amp; Stanley, H. E. (2000). PhysioBank, PhysioToolkit, and PhysioNet: Components of a new research resource for complex physiologic signals.</w:t>
       </w:r>
       <w:r>
         <w:rPr>
@@ -8177,21 +8449,14 @@
           <w:iCs/>
           <w:sz w:val="24"/>
         </w:rPr>
-        <w:t xml:space="preserve">What is Model Context Protocol (MCP)?</w:t>
-      </w:r>
-      <w:r>
-        <w:rPr>
-          <w:rFonts w:ascii="Times New Roman" w:hAnsi="Times New Roman" w:cs="Times New Roman" w:eastAsia="SimSun"/>
-          <w:sz w:val="24"/>
-        </w:rPr>
-        <w:t xml:space="preserve"> </w:t>
-      </w:r>
-      <w:r>
-        <w:rPr>
-          <w:rFonts w:ascii="Times New Roman" w:hAnsi="Times New Roman" w:cs="Times New Roman" w:eastAsia="SimSun"/>
-          <w:sz w:val="24"/>
-        </w:rPr>
-        <w:t xml:space="preserve">Google Cloud Documentation. https://cloud.google.com/discover/what-is-model-context-protocol</w:t>
+        <w:t xml:space="preserve">Circulation, 101</w:t>
+      </w:r>
+      <w:r>
+        <w:rPr>
+          <w:rFonts w:ascii="Times New Roman" w:hAnsi="Times New Roman" w:cs="Times New Roman" w:eastAsia="SimSun"/>
+          <w:sz w:val="24"/>
+        </w:rPr>
+        <w:t xml:space="preserve">(23), e215–e220. https://doi.org/10.1161/01.CIR.101.23.e215</w:t>
       </w:r>
     </w:p>
     <w:p>
@@ -8206,7 +8471,7 @@
           <w:rFonts w:ascii="Times New Roman" w:hAnsi="Times New Roman" w:cs="Times New Roman" w:eastAsia="SimSun"/>
           <w:sz w:val="24"/>
         </w:rPr>
-        <w:t xml:space="preserve">Gramfort, A., Luessi, M., Larson, E., Engemann, D. A., Strohmeier, D., Brodbeck, C., Goj, R., Jas, M., Brooks, T., Parkkonen, L., &amp; Hämäläinen, M. (2013). MEG and EEG data analysis with MNE-Python.</w:t>
+        <w:t xml:space="preserve">Google Cloud. (2025).</w:t>
       </w:r>
       <w:r>
         <w:rPr>
@@ -8222,14 +8487,21 @@
           <w:iCs/>
           <w:sz w:val="24"/>
         </w:rPr>
-        <w:t xml:space="preserve">Frontiers in Neuroscience, 7</w:t>
-      </w:r>
-      <w:r>
-        <w:rPr>
-          <w:rFonts w:ascii="Times New Roman" w:hAnsi="Times New Roman" w:cs="Times New Roman" w:eastAsia="SimSun"/>
-          <w:sz w:val="24"/>
-        </w:rPr>
-        <w:t xml:space="preserve">, 267. https://doi.org/10.3389/fnins.2013.00267</w:t>
+        <w:t xml:space="preserve">What is Model Context Protocol (MCP)?</w:t>
+      </w:r>
+      <w:r>
+        <w:rPr>
+          <w:rFonts w:ascii="Times New Roman" w:hAnsi="Times New Roman" w:cs="Times New Roman" w:eastAsia="SimSun"/>
+          <w:sz w:val="24"/>
+        </w:rPr>
+        <w:t xml:space="preserve"> </w:t>
+      </w:r>
+      <w:r>
+        <w:rPr>
+          <w:rFonts w:ascii="Times New Roman" w:hAnsi="Times New Roman" w:cs="Times New Roman" w:eastAsia="SimSun"/>
+          <w:sz w:val="24"/>
+        </w:rPr>
+        <w:t xml:space="preserve">Google Cloud Documentation. https://cloud.google.com/discover/what-is-model-context-protocol</w:t>
       </w:r>
     </w:p>
     <w:p>
@@ -8244,7 +8516,7 @@
           <w:rFonts w:ascii="Times New Roman" w:hAnsi="Times New Roman" w:cs="Times New Roman" w:eastAsia="SimSun"/>
           <w:sz w:val="24"/>
         </w:rPr>
-        <w:t xml:space="preserve">Gramfort, A., Luessi, M., Larson, E., Engemann, D. A., Strohmeier, D., Brodbeck, C., Parkkonen, L., &amp; Hämäläinen, M. S. (2014). MNE software for processing MEG and EEG data.</w:t>
+        <w:t xml:space="preserve">Gramfort, A., Luessi, M., Larson, E., Engemann, D. A., Strohmeier, D., Brodbeck, C., Goj, R., Jas, M., Brooks, T., Parkkonen, L., &amp; Hämäläinen, M. (2013). MEG and EEG data analysis with MNE-Python.</w:t>
       </w:r>
       <w:r>
         <w:rPr>
@@ -8260,14 +8532,14 @@
           <w:iCs/>
           <w:sz w:val="24"/>
         </w:rPr>
-        <w:t xml:space="preserve">NeuroImage, 86</w:t>
-      </w:r>
-      <w:r>
-        <w:rPr>
-          <w:rFonts w:ascii="Times New Roman" w:hAnsi="Times New Roman" w:cs="Times New Roman" w:eastAsia="SimSun"/>
-          <w:sz w:val="24"/>
-        </w:rPr>
-        <w:t xml:space="preserve">, 446–460. https://doi.org/10.1016/j.neuroimage.2013.10.027</w:t>
+        <w:t xml:space="preserve">Frontiers in Neuroscience, 7</w:t>
+      </w:r>
+      <w:r>
+        <w:rPr>
+          <w:rFonts w:ascii="Times New Roman" w:hAnsi="Times New Roman" w:cs="Times New Roman" w:eastAsia="SimSun"/>
+          <w:sz w:val="24"/>
+        </w:rPr>
+        <w:t xml:space="preserve">, 267. https://doi.org/10.3389/fnins.2013.00267</w:t>
       </w:r>
     </w:p>
     <w:p>
@@ -8282,7 +8554,7 @@
           <w:rFonts w:ascii="Times New Roman" w:hAnsi="Times New Roman" w:cs="Times New Roman" w:eastAsia="SimSun"/>
           <w:sz w:val="24"/>
         </w:rPr>
-        <w:t xml:space="preserve">Harris, C. R., Millman, K. J., van der Walt, S. J., Gommers, R., Virtanen, P., Cournapeau, D., Wieser, E., Taylor, J., Berg, S., Smith, N. J., Kern, R., Picus, M., Hoyer, S., van Kerkwijk, M. H., Brett, M., Haldane, A., del Río, J. F., Wiebe, M., Peterson, P., … Oliphant, T. E. (2020). Array programming with NumPy.</w:t>
+        <w:t xml:space="preserve">Gramfort, A., Luessi, M., Larson, E., Engemann, D. A., Strohmeier, D., Brodbeck, C., Parkkonen, L., &amp; Hämäläinen, M. S. (2014). MNE software for processing MEG and EEG data.</w:t>
       </w:r>
       <w:r>
         <w:rPr>
@@ -8298,14 +8570,14 @@
           <w:iCs/>
           <w:sz w:val="24"/>
         </w:rPr>
-        <w:t xml:space="preserve">Nature, 585</w:t>
-      </w:r>
-      <w:r>
-        <w:rPr>
-          <w:rFonts w:ascii="Times New Roman" w:hAnsi="Times New Roman" w:cs="Times New Roman" w:eastAsia="SimSun"/>
-          <w:sz w:val="24"/>
-        </w:rPr>
-        <w:t xml:space="preserve">, 357–362. https://doi.org/10.1038/s41586-020-2649-2</w:t>
+        <w:t xml:space="preserve">NeuroImage, 86</w:t>
+      </w:r>
+      <w:r>
+        <w:rPr>
+          <w:rFonts w:ascii="Times New Roman" w:hAnsi="Times New Roman" w:cs="Times New Roman" w:eastAsia="SimSun"/>
+          <w:sz w:val="24"/>
+        </w:rPr>
+        <w:t xml:space="preserve">, 446–460. https://doi.org/10.1016/j.neuroimage.2013.10.027</w:t>
       </w:r>
     </w:p>
     <w:p>
@@ -8320,7 +8592,7 @@
           <w:rFonts w:ascii="Times New Roman" w:hAnsi="Times New Roman" w:cs="Times New Roman" w:eastAsia="SimSun"/>
           <w:sz w:val="24"/>
         </w:rPr>
-        <w:t xml:space="preserve">Hong, S., Lin, Y., Liu, B., Liu, B., Wu, B., Zhang, C., Wei, C., Li, D., Chen, J., Zhang, J., Wang, J., Zhang, L., Zhang, L., Yang, M., Zhuge, M., Guo, T., Zhou, T., Tao, W., Tang, X., … Wu, C. (2024).</w:t>
+        <w:t xml:space="preserve">Harris, C. R., Millman, K. J., van der Walt, S. J., Gommers, R., Virtanen, P., Cournapeau, D., Wieser, E., Taylor, J., Berg, S., Smith, N. J., Kern, R., Picus, M., Hoyer, S., van Kerkwijk, M. H., Brett, M., Haldane, A., del Río, J. F., Wiebe, M., Peterson, P., … Oliphant, T. E. (2020). Array programming with NumPy.</w:t>
       </w:r>
       <w:r>
         <w:rPr>
@@ -8336,21 +8608,14 @@
           <w:iCs/>
           <w:sz w:val="24"/>
         </w:rPr>
-        <w:t xml:space="preserve">Data Interpreter: An LLM agent for data science</w:t>
-      </w:r>
-      <w:r>
-        <w:rPr>
-          <w:rFonts w:ascii="Times New Roman" w:hAnsi="Times New Roman" w:cs="Times New Roman" w:eastAsia="SimSun"/>
-          <w:sz w:val="24"/>
-        </w:rPr>
-        <w:t xml:space="preserve"> </w:t>
-      </w:r>
-      <w:r>
-        <w:rPr>
-          <w:rFonts w:ascii="Times New Roman" w:hAnsi="Times New Roman" w:cs="Times New Roman" w:eastAsia="SimSun"/>
-          <w:sz w:val="24"/>
-        </w:rPr>
-        <w:t xml:space="preserve">(arXiv:2402.18679). arXiv. https://doi.org/10.48550/arXiv.2402.18679</w:t>
+        <w:t xml:space="preserve">Nature, 585</w:t>
+      </w:r>
+      <w:r>
+        <w:rPr>
+          <w:rFonts w:ascii="Times New Roman" w:hAnsi="Times New Roman" w:cs="Times New Roman" w:eastAsia="SimSun"/>
+          <w:sz w:val="24"/>
+        </w:rPr>
+        <w:t xml:space="preserve">, 357–362. https://doi.org/10.1038/s41586-020-2649-2</w:t>
       </w:r>
     </w:p>
     <w:p>
@@ -8365,7 +8630,7 @@
           <w:rFonts w:ascii="Times New Roman" w:hAnsi="Times New Roman" w:cs="Times New Roman" w:eastAsia="SimSun"/>
           <w:sz w:val="24"/>
         </w:rPr>
-        <w:t xml:space="preserve">Hunter, J. D. (2007). Matplotlib: A 2D graphics environment.</w:t>
+        <w:t xml:space="preserve">Hong, S., Lin, Y., Liu, B., Liu, B., Wu, B., Zhang, C., Wei, C., Li, D., Chen, J., Zhang, J., Wang, J., Zhang, L., Zhang, L., Yang, M., Zhuge, M., Guo, T., Zhou, T., Tao, W., Tang, X., … Wu, C. (2024).</w:t>
       </w:r>
       <w:r>
         <w:rPr>
@@ -8381,14 +8646,21 @@
           <w:iCs/>
           <w:sz w:val="24"/>
         </w:rPr>
-        <w:t xml:space="preserve">Computing in Science &amp; Engineering, 9</w:t>
-      </w:r>
-      <w:r>
-        <w:rPr>
-          <w:rFonts w:ascii="Times New Roman" w:hAnsi="Times New Roman" w:cs="Times New Roman" w:eastAsia="SimSun"/>
-          <w:sz w:val="24"/>
-        </w:rPr>
-        <w:t xml:space="preserve">(3), 90–95. https://doi.org/10.1109/MCSE.2007.55</w:t>
+        <w:t xml:space="preserve">Data Interpreter: An LLM agent for data science</w:t>
+      </w:r>
+      <w:r>
+        <w:rPr>
+          <w:rFonts w:ascii="Times New Roman" w:hAnsi="Times New Roman" w:cs="Times New Roman" w:eastAsia="SimSun"/>
+          <w:sz w:val="24"/>
+        </w:rPr>
+        <w:t xml:space="preserve"> </w:t>
+      </w:r>
+      <w:r>
+        <w:rPr>
+          <w:rFonts w:ascii="Times New Roman" w:hAnsi="Times New Roman" w:cs="Times New Roman" w:eastAsia="SimSun"/>
+          <w:sz w:val="24"/>
+        </w:rPr>
+        <w:t xml:space="preserve">(arXiv:2402.18679). arXiv. https://doi.org/10.48550/arXiv.2402.18679</w:t>
       </w:r>
     </w:p>
     <w:p>
@@ -8403,7 +8675,7 @@
           <w:rFonts w:ascii="Times New Roman" w:hAnsi="Times New Roman" w:cs="Times New Roman" w:eastAsia="SimSun"/>
           <w:sz w:val="24"/>
         </w:rPr>
-        <w:t xml:space="preserve">Jas, M., Engemann, D. A., Bekhti, Y., Raimondo, F., &amp; Gramfort, A. (2017). Autoreject: Automated artifact rejection for MEG and EEG data.</w:t>
+        <w:t xml:space="preserve">Hunter, J. D. (2007). Matplotlib: A 2D graphics environment.</w:t>
       </w:r>
       <w:r>
         <w:rPr>
@@ -8419,14 +8691,14 @@
           <w:iCs/>
           <w:sz w:val="24"/>
         </w:rPr>
-        <w:t xml:space="preserve">NeuroImage, 159</w:t>
-      </w:r>
-      <w:r>
-        <w:rPr>
-          <w:rFonts w:ascii="Times New Roman" w:hAnsi="Times New Roman" w:cs="Times New Roman" w:eastAsia="SimSun"/>
-          <w:sz w:val="24"/>
-        </w:rPr>
-        <w:t xml:space="preserve">, 417–429. https://doi.org/10.1016/j.neuroimage.2017.06.030</w:t>
+        <w:t xml:space="preserve">Computing in Science &amp; Engineering, 9</w:t>
+      </w:r>
+      <w:r>
+        <w:rPr>
+          <w:rFonts w:ascii="Times New Roman" w:hAnsi="Times New Roman" w:cs="Times New Roman" w:eastAsia="SimSun"/>
+          <w:sz w:val="24"/>
+        </w:rPr>
+        <w:t xml:space="preserve">(3), 90–95. https://doi.org/10.1109/MCSE.2007.55</w:t>
       </w:r>
     </w:p>
     <w:p>
@@ -8441,7 +8713,7 @@
           <w:rFonts w:ascii="Times New Roman" w:hAnsi="Times New Roman" w:cs="Times New Roman" w:eastAsia="SimSun"/>
           <w:sz w:val="24"/>
         </w:rPr>
-        <w:t xml:space="preserve">King, J.-R., &amp; Dehaene, S. (2014). Characterizing the dynamics of mental representations: The temporal-generalization method.</w:t>
+        <w:t xml:space="preserve">Jas, M., Engemann, D. A., Bekhti, Y., Raimondo, F., &amp; Gramfort, A. (2017). Autoreject: Automated artifact rejection for MEG and EEG data.</w:t>
       </w:r>
       <w:r>
         <w:rPr>
@@ -8457,14 +8729,14 @@
           <w:iCs/>
           <w:sz w:val="24"/>
         </w:rPr>
-        <w:t xml:space="preserve">Trends in Cognitive Sciences, 18</w:t>
-      </w:r>
-      <w:r>
-        <w:rPr>
-          <w:rFonts w:ascii="Times New Roman" w:hAnsi="Times New Roman" w:cs="Times New Roman" w:eastAsia="SimSun"/>
-          <w:sz w:val="24"/>
-        </w:rPr>
-        <w:t xml:space="preserve">(4), 203–210. https://doi.org/10.1016/j.tics.2014.01.002</w:t>
+        <w:t xml:space="preserve">NeuroImage, 159</w:t>
+      </w:r>
+      <w:r>
+        <w:rPr>
+          <w:rFonts w:ascii="Times New Roman" w:hAnsi="Times New Roman" w:cs="Times New Roman" w:eastAsia="SimSun"/>
+          <w:sz w:val="24"/>
+        </w:rPr>
+        <w:t xml:space="preserve">, 417–429. https://doi.org/10.1016/j.neuroimage.2017.06.030</w:t>
       </w:r>
     </w:p>
     <w:p>
@@ -8479,7 +8751,7 @@
           <w:rFonts w:ascii="Times New Roman" w:hAnsi="Times New Roman" w:cs="Times New Roman" w:eastAsia="SimSun"/>
           <w:sz w:val="24"/>
         </w:rPr>
-        <w:t xml:space="preserve">Kriegeskorte, N., Simmons, W. K., Bellgowan, P. S. F., &amp; Baker, C. I. (2009). Circular analysis in systems neuroscience: The dangers of double dipping.</w:t>
+        <w:t xml:space="preserve">King, J.-R., &amp; Dehaene, S. (2014). Characterizing the dynamics of mental representations: The temporal-generalization method.</w:t>
       </w:r>
       <w:r>
         <w:rPr>
@@ -8495,14 +8767,14 @@
           <w:iCs/>
           <w:sz w:val="24"/>
         </w:rPr>
-        <w:t xml:space="preserve">Nature Neuroscience, 12</w:t>
-      </w:r>
-      <w:r>
-        <w:rPr>
-          <w:rFonts w:ascii="Times New Roman" w:hAnsi="Times New Roman" w:cs="Times New Roman" w:eastAsia="SimSun"/>
-          <w:sz w:val="24"/>
-        </w:rPr>
-        <w:t xml:space="preserve">(5), 535–540. https://doi.org/10.1038/nn.2303</w:t>
+        <w:t xml:space="preserve">Trends in Cognitive Sciences, 18</w:t>
+      </w:r>
+      <w:r>
+        <w:rPr>
+          <w:rFonts w:ascii="Times New Roman" w:hAnsi="Times New Roman" w:cs="Times New Roman" w:eastAsia="SimSun"/>
+          <w:sz w:val="24"/>
+        </w:rPr>
+        <w:t xml:space="preserve">(4), 203–210. https://doi.org/10.1016/j.tics.2014.01.002</w:t>
       </w:r>
     </w:p>
     <w:p>
@@ -8517,7 +8789,7 @@
           <w:rFonts w:ascii="Times New Roman" w:hAnsi="Times New Roman" w:cs="Times New Roman" w:eastAsia="SimSun"/>
           <w:sz w:val="24"/>
         </w:rPr>
-        <w:t xml:space="preserve">Lazic, S. E. (2010). The problem of pseudoreplication in neuroscientific studies: Is it affecting your analysis?</w:t>
+        <w:t xml:space="preserve">Kriegeskorte, N., Simmons, W. K., Bellgowan, P. S. F., &amp; Baker, C. I. (2009). Circular analysis in systems neuroscience: The dangers of double dipping.</w:t>
       </w:r>
       <w:r>
         <w:rPr>
@@ -8533,14 +8805,14 @@
           <w:iCs/>
           <w:sz w:val="24"/>
         </w:rPr>
-        <w:t xml:space="preserve">BMC Neuroscience, 11</w:t>
-      </w:r>
-      <w:r>
-        <w:rPr>
-          <w:rFonts w:ascii="Times New Roman" w:hAnsi="Times New Roman" w:cs="Times New Roman" w:eastAsia="SimSun"/>
-          <w:sz w:val="24"/>
-        </w:rPr>
-        <w:t xml:space="preserve">, 5. https://doi.org/10.1186/1471-2202-11-5</w:t>
+        <w:t xml:space="preserve">Nature Neuroscience, 12</w:t>
+      </w:r>
+      <w:r>
+        <w:rPr>
+          <w:rFonts w:ascii="Times New Roman" w:hAnsi="Times New Roman" w:cs="Times New Roman" w:eastAsia="SimSun"/>
+          <w:sz w:val="24"/>
+        </w:rPr>
+        <w:t xml:space="preserve">(5), 535–540. https://doi.org/10.1038/nn.2303</w:t>
       </w:r>
     </w:p>
     <w:p>
@@ -8555,7 +8827,7 @@
           <w:rFonts w:ascii="Times New Roman" w:hAnsi="Times New Roman" w:cs="Times New Roman" w:eastAsia="SimSun"/>
           <w:sz w:val="24"/>
         </w:rPr>
-        <w:t xml:space="preserve">Lowin, J. (2024).</w:t>
+        <w:t xml:space="preserve">Lazic, S. E. (2010). The problem of pseudoreplication in neuroscientific studies: Is it affecting your analysis?</w:t>
       </w:r>
       <w:r>
         <w:rPr>
@@ -8571,14 +8843,14 @@
           <w:iCs/>
           <w:sz w:val="24"/>
         </w:rPr>
-        <w:t xml:space="preserve">FastMCP: A fast, Pythonic way to build MCP servers and clients</w:t>
-      </w:r>
-      <w:r>
-        <w:rPr>
-          <w:rFonts w:ascii="Times New Roman" w:hAnsi="Times New Roman" w:cs="Times New Roman" w:eastAsia="SimSun"/>
-          <w:sz w:val="24"/>
-        </w:rPr>
-        <w:t xml:space="preserve">. GitHub. https://github.com/jlowin/fastmcp</w:t>
+        <w:t xml:space="preserve">BMC Neuroscience, 11</w:t>
+      </w:r>
+      <w:r>
+        <w:rPr>
+          <w:rFonts w:ascii="Times New Roman" w:hAnsi="Times New Roman" w:cs="Times New Roman" w:eastAsia="SimSun"/>
+          <w:sz w:val="24"/>
+        </w:rPr>
+        <w:t xml:space="preserve">, 5. https://doi.org/10.1186/1471-2202-11-5</w:t>
       </w:r>
     </w:p>
     <w:p>
@@ -8593,7 +8865,7 @@
           <w:rFonts w:ascii="Times New Roman" w:hAnsi="Times New Roman" w:cs="Times New Roman" w:eastAsia="SimSun"/>
           <w:sz w:val="24"/>
         </w:rPr>
-        <w:t xml:space="preserve">Pedregosa, F., Varoquaux, G., Gramfort, A., Michel, V., Thirion, B., Grisel, O., Blondel, M., Prettenhofer, P., Weiss, R., Dubourg, V., Vanderplas, J., Passos, A., Cournapeau, D., Brucher, M., Perrot, M., &amp; Duchesnay, É. (2011). Scikit-learn: Machine learning in Python.</w:t>
+        <w:t xml:space="preserve">Lowin, J. (2024).</w:t>
       </w:r>
       <w:r>
         <w:rPr>
@@ -8609,14 +8881,14 @@
           <w:iCs/>
           <w:sz w:val="24"/>
         </w:rPr>
-        <w:t xml:space="preserve">Journal of Machine Learning Research, 12</w:t>
-      </w:r>
-      <w:r>
-        <w:rPr>
-          <w:rFonts w:ascii="Times New Roman" w:hAnsi="Times New Roman" w:cs="Times New Roman" w:eastAsia="SimSun"/>
-          <w:sz w:val="24"/>
-        </w:rPr>
-        <w:t xml:space="preserve">, 2825–2830.</w:t>
+        <w:t xml:space="preserve">FastMCP: A fast, Pythonic way to build MCP servers and clients</w:t>
+      </w:r>
+      <w:r>
+        <w:rPr>
+          <w:rFonts w:ascii="Times New Roman" w:hAnsi="Times New Roman" w:cs="Times New Roman" w:eastAsia="SimSun"/>
+          <w:sz w:val="24"/>
+        </w:rPr>
+        <w:t xml:space="preserve">. GitHub. https://github.com/jlowin/fastmcp</w:t>
       </w:r>
     </w:p>
     <w:p>
@@ -8631,7 +8903,7 @@
           <w:rFonts w:ascii="Times New Roman" w:hAnsi="Times New Roman" w:cs="Times New Roman" w:eastAsia="SimSun"/>
           <w:sz w:val="24"/>
         </w:rPr>
-        <w:t xml:space="preserve">Pernet, C. R., Appelhoff, S., Gorgolewski, K. J., Flandin, G., Phillips, C., Delorme, A., &amp; Oostenveld, R. (2019). EEG-BIDS, an extension to the brain imaging data structure for electroencephalography.</w:t>
+        <w:t xml:space="preserve">Pedregosa, F., Varoquaux, G., Gramfort, A., Michel, V., Thirion, B., Grisel, O., Blondel, M., Prettenhofer, P., Weiss, R., Dubourg, V., Vanderplas, J., Passos, A., Cournapeau, D., Brucher, M., Perrot, M., &amp; Duchesnay, É. (2011). Scikit-learn: Machine learning in Python.</w:t>
       </w:r>
       <w:r>
         <w:rPr>
@@ -8647,14 +8919,14 @@
           <w:iCs/>
           <w:sz w:val="24"/>
         </w:rPr>
-        <w:t xml:space="preserve">Scientific Data, 6</w:t>
-      </w:r>
-      <w:r>
-        <w:rPr>
-          <w:rFonts w:ascii="Times New Roman" w:hAnsi="Times New Roman" w:cs="Times New Roman" w:eastAsia="SimSun"/>
-          <w:sz w:val="24"/>
-        </w:rPr>
-        <w:t xml:space="preserve">, 103. https://doi.org/10.1038/s41597-019-0104-8</w:t>
+        <w:t xml:space="preserve">Journal of Machine Learning Research, 12</w:t>
+      </w:r>
+      <w:r>
+        <w:rPr>
+          <w:rFonts w:ascii="Times New Roman" w:hAnsi="Times New Roman" w:cs="Times New Roman" w:eastAsia="SimSun"/>
+          <w:sz w:val="24"/>
+        </w:rPr>
+        <w:t xml:space="preserve">, 2825–2830.</w:t>
       </w:r>
     </w:p>
     <w:p>
@@ -8669,7 +8941,7 @@
           <w:rFonts w:ascii="Times New Roman" w:hAnsi="Times New Roman" w:cs="Times New Roman" w:eastAsia="SimSun"/>
           <w:sz w:val="24"/>
         </w:rPr>
-        <w:t xml:space="preserve">Rahman, M., Bhuiyan, A., Islam, M. S., Laskar, M. T. R., Mahbub, R., Masry, A., Joty, S., &amp; Hoque, E. (2025).</w:t>
+        <w:t xml:space="preserve">Pernet, C. R., Appelhoff, S., Gorgolewski, K. J., Flandin, G., Phillips, C., Delorme, A., &amp; Oostenveld, R. (2019). EEG-BIDS, an extension to the brain imaging data structure for electroencephalography.</w:t>
       </w:r>
       <w:r>
         <w:rPr>
@@ -8685,6 +8957,82 @@
           <w:iCs/>
           <w:sz w:val="24"/>
         </w:rPr>
+        <w:t xml:space="preserve">Scientific Data, 6</w:t>
+      </w:r>
+      <w:r>
+        <w:rPr>
+          <w:rFonts w:ascii="Times New Roman" w:hAnsi="Times New Roman" w:cs="Times New Roman" w:eastAsia="SimSun"/>
+          <w:sz w:val="24"/>
+        </w:rPr>
+        <w:t xml:space="preserve">, 103. https://doi.org/10.1038/s41597-019-0104-8</w:t>
+      </w:r>
+    </w:p>
+    <w:p>
+      <w:pPr>
+        <w:pStyle w:val="BodyText"/>
+        <w:spacing w:line="360" w:lineRule="auto"/>
+        <w:ind w:left="601" w:hanging="601"/>
+        <w:jc w:val="left"/>
+      </w:pPr>
+      <w:r>
+        <w:rPr>
+          <w:rFonts w:ascii="Times New Roman" w:hAnsi="Times New Roman" w:cs="Times New Roman" w:eastAsia="SimSun"/>
+          <w:sz w:val="24"/>
+        </w:rPr>
+        <w:t xml:space="preserve">Pfurtscheller, G., &amp; Lopes da Silva, F. H. (1999). Event-related EEG/MEG synchronization and desynchronization: Basic principles.</w:t>
+      </w:r>
+      <w:r>
+        <w:rPr>
+          <w:rFonts w:ascii="Times New Roman" w:hAnsi="Times New Roman" w:cs="Times New Roman" w:eastAsia="SimSun"/>
+          <w:sz w:val="24"/>
+        </w:rPr>
+        <w:t xml:space="preserve"> </w:t>
+      </w:r>
+      <w:r>
+        <w:rPr>
+          <w:rFonts w:ascii="Times New Roman" w:hAnsi="Times New Roman" w:cs="Times New Roman" w:eastAsia="SimSun"/>
+          <w:i/>
+          <w:iCs/>
+          <w:sz w:val="24"/>
+        </w:rPr>
+        <w:t xml:space="preserve">Clinical Neurophysiology, 110</w:t>
+      </w:r>
+      <w:r>
+        <w:rPr>
+          <w:rFonts w:ascii="Times New Roman" w:hAnsi="Times New Roman" w:cs="Times New Roman" w:eastAsia="SimSun"/>
+          <w:sz w:val="24"/>
+        </w:rPr>
+        <w:t xml:space="preserve">(11), 1842–1857. https://doi.org/10.1016/S1388-2457(99)00141-8</w:t>
+      </w:r>
+    </w:p>
+    <w:p>
+      <w:pPr>
+        <w:pStyle w:val="BodyText"/>
+        <w:spacing w:line="360" w:lineRule="auto"/>
+        <w:ind w:left="601" w:hanging="601"/>
+        <w:jc w:val="left"/>
+      </w:pPr>
+      <w:r>
+        <w:rPr>
+          <w:rFonts w:ascii="Times New Roman" w:hAnsi="Times New Roman" w:cs="Times New Roman" w:eastAsia="SimSun"/>
+          <w:sz w:val="24"/>
+        </w:rPr>
+        <w:t xml:space="preserve">Rahman, M., Bhuiyan, A., Islam, M. S., Laskar, M. T. R., Mahbub, R., Masry, A., Joty, S., &amp; Hoque, E. (2025).</w:t>
+      </w:r>
+      <w:r>
+        <w:rPr>
+          <w:rFonts w:ascii="Times New Roman" w:hAnsi="Times New Roman" w:cs="Times New Roman" w:eastAsia="SimSun"/>
+          <w:sz w:val="24"/>
+        </w:rPr>
+        <w:t xml:space="preserve"> </w:t>
+      </w:r>
+      <w:r>
+        <w:rPr>
+          <w:rFonts w:ascii="Times New Roman" w:hAnsi="Times New Roman" w:cs="Times New Roman" w:eastAsia="SimSun"/>
+          <w:i/>
+          <w:iCs/>
+          <w:sz w:val="24"/>
+        </w:rPr>
         <w:t xml:space="preserve">LLM-based data science agents: A survey of capabilities, challenges, and future directions</w:t>
       </w:r>
       <w:r>
@@ -8700,6 +9048,82 @@
           <w:sz w:val="24"/>
         </w:rPr>
         <w:t xml:space="preserve">(arXiv:2510.04023). arXiv. https://doi.org/10.48550/arXiv.2510.04023</w:t>
+      </w:r>
+    </w:p>
+    <w:p>
+      <w:pPr>
+        <w:pStyle w:val="BodyText"/>
+        <w:spacing w:line="360" w:lineRule="auto"/>
+        <w:ind w:left="601" w:hanging="601"/>
+        <w:jc w:val="left"/>
+      </w:pPr>
+      <w:r>
+        <w:rPr>
+          <w:rFonts w:ascii="Times New Roman" w:hAnsi="Times New Roman" w:cs="Times New Roman" w:eastAsia="SimSun"/>
+          <w:sz w:val="24"/>
+        </w:rPr>
+        <w:t xml:space="preserve">Ramoser, H., Müller-Gerking, J., &amp; Pfurtscheller, G. (2000). Optimal spatial filtering of single trial EEG during imagined hand movement.</w:t>
+      </w:r>
+      <w:r>
+        <w:rPr>
+          <w:rFonts w:ascii="Times New Roman" w:hAnsi="Times New Roman" w:cs="Times New Roman" w:eastAsia="SimSun"/>
+          <w:sz w:val="24"/>
+        </w:rPr>
+        <w:t xml:space="preserve"> </w:t>
+      </w:r>
+      <w:r>
+        <w:rPr>
+          <w:rFonts w:ascii="Times New Roman" w:hAnsi="Times New Roman" w:cs="Times New Roman" w:eastAsia="SimSun"/>
+          <w:i/>
+          <w:iCs/>
+          <w:sz w:val="24"/>
+        </w:rPr>
+        <w:t xml:space="preserve">IEEE Transactions on Rehabilitation Engineering, 8</w:t>
+      </w:r>
+      <w:r>
+        <w:rPr>
+          <w:rFonts w:ascii="Times New Roman" w:hAnsi="Times New Roman" w:cs="Times New Roman" w:eastAsia="SimSun"/>
+          <w:sz w:val="24"/>
+        </w:rPr>
+        <w:t xml:space="preserve">(4), 441–446. https://doi.org/10.1109/86.895946</w:t>
+      </w:r>
+    </w:p>
+    <w:p>
+      <w:pPr>
+        <w:pStyle w:val="BodyText"/>
+        <w:spacing w:line="360" w:lineRule="auto"/>
+        <w:ind w:left="601" w:hanging="601"/>
+        <w:jc w:val="left"/>
+      </w:pPr>
+      <w:r>
+        <w:rPr>
+          <w:rFonts w:ascii="Times New Roman" w:hAnsi="Times New Roman" w:cs="Times New Roman" w:eastAsia="SimSun"/>
+          <w:sz w:val="24"/>
+        </w:rPr>
+        <w:t xml:space="preserve">Schalk, G., McFarland, D. J., Hinterberger, T., Birbaumer, N., &amp; Wolpaw, J. R. (2004). BCI2000: A general-purpose brain–computer interface (BCI) system.</w:t>
+      </w:r>
+      <w:r>
+        <w:rPr>
+          <w:rFonts w:ascii="Times New Roman" w:hAnsi="Times New Roman" w:cs="Times New Roman" w:eastAsia="SimSun"/>
+          <w:sz w:val="24"/>
+        </w:rPr>
+        <w:t xml:space="preserve"> </w:t>
+      </w:r>
+      <w:r>
+        <w:rPr>
+          <w:rFonts w:ascii="Times New Roman" w:hAnsi="Times New Roman" w:cs="Times New Roman" w:eastAsia="SimSun"/>
+          <w:i/>
+          <w:iCs/>
+          <w:sz w:val="24"/>
+        </w:rPr>
+        <w:t xml:space="preserve">IEEE Transactions on Biomedical Engineering, 51</w:t>
+      </w:r>
+      <w:r>
+        <w:rPr>
+          <w:rFonts w:ascii="Times New Roman" w:hAnsi="Times New Roman" w:cs="Times New Roman" w:eastAsia="SimSun"/>
+          <w:sz w:val="24"/>
+        </w:rPr>
+        <w:t xml:space="preserve">(6), 1034–1043. https://doi.org/10.1109/TBME.2004.827072</w:t>
       </w:r>
     </w:p>
     <w:p>
